--- a/wp-content/themes/PLAI/assets/perssona/Persona Sophie Lambert.docx
+++ b/wp-content/themes/PLAI/assets/perssona/Persona Sophie Lambert.docx
@@ -2,30 +2,201 @@
 <file path=word/document.xml><?xml version="1.0" encoding="utf-8"?>
 <w:document xmlns:wpc="http://schemas.microsoft.com/office/word/2010/wordprocessingCanvas" xmlns:cx="http://schemas.microsoft.com/office/drawing/2014/chartex" xmlns:cx1="http://schemas.microsoft.com/office/drawing/2015/9/8/chartex" xmlns:cx2="http://schemas.microsoft.com/office/drawing/2015/10/21/chartex" xmlns:cx3="http://schemas.microsoft.com/office/drawing/2016/5/9/chartex" xmlns:cx4="http://schemas.microsoft.com/office/drawing/2016/5/10/chartex" xmlns:cx5="http://schemas.microsoft.com/office/drawing/2016/5/11/chartex" xmlns:cx6="http://schemas.microsoft.com/office/drawing/2016/5/12/chartex" xmlns:cx7="http://schemas.microsoft.com/office/drawing/2016/5/13/chartex" xmlns:cx8="http://schemas.microsoft.com/office/drawing/2016/5/14/chartex" xmlns:mc="http://schemas.openxmlformats.org/markup-compatibility/2006" xmlns:aink="http://schemas.microsoft.com/office/drawing/2016/ink" xmlns:am3d="http://schemas.microsoft.com/office/drawing/2017/model3d" xmlns:o="urn:schemas-microsoft-com:office:office" xmlns:oel="http://schemas.microsoft.com/office/2019/extlst" xmlns:r="http://schemas.openxmlformats.org/officeDocument/2006/relationships" xmlns:m="http://schemas.openxmlformats.org/officeDocument/2006/math" xmlns:v="urn:schemas-microsoft-com:vml" xmlns:wp14="http://schemas.microsoft.com/office/word/2010/wordprocessingDrawing" xmlns:wp="http://schemas.openxmlformats.org/drawingml/2006/wordprocessingDrawing" xmlns:w10="urn:schemas-microsoft-com:office:word" xmlns:w="http://schemas.openxmlformats.org/wordprocessingml/2006/main" xmlns:w14="http://schemas.microsoft.com/office/word/2010/wordml" xmlns:w15="http://schemas.microsoft.com/office/word/2012/wordml" xmlns:w16cex="http://schemas.microsoft.com/office/word/2018/wordml/cex" xmlns:w16cid="http://schemas.microsoft.com/office/word/2016/wordml/cid" xmlns:w16="http://schemas.microsoft.com/office/word/2018/wordml" xmlns:w16du="http://schemas.microsoft.com/office/word/2023/wordml/word16du" xmlns:w16sdtdh="http://schemas.microsoft.com/office/word/2020/wordml/sdtdatahash" xmlns:w16sdtfl="http://schemas.microsoft.com/office/word/2024/wordml/sdtformatlock" xmlns:w16se="http://schemas.microsoft.com/office/word/2015/wordml/symex" xmlns:wpg="http://schemas.microsoft.com/office/word/2010/wordprocessingGroup" xmlns:wpi="http://schemas.microsoft.com/office/word/2010/wordprocessingInk" xmlns:wne="http://schemas.microsoft.com/office/word/2006/wordml" xmlns:wps="http://schemas.microsoft.com/office/word/2010/wordprocessingShape" mc:Ignorable="w14 w15 w16se w16cid w16 w16cex w16sdtdh w16sdtfl w16du wp14">
   <w:body>
-    <w:p/>
     <w:p>
       <w:pPr>
         <w:spacing w:before="100" w:beforeAutospacing="1" w:after="100" w:afterAutospacing="1" w:line="240" w:lineRule="auto"/>
         <w:outlineLvl w:val="0"/>
         <w:rPr>
           <w:rFonts w:ascii="Times New Roman" w:eastAsia="Times New Roman" w:hAnsi="Times New Roman" w:cs="Times New Roman"/>
+          <w:kern w:val="36"/>
+          <w:lang w:eastAsia="fr-FR"/>
+          <w14:ligatures w14:val="none"/>
+        </w:rPr>
+      </w:pPr>
+      <w:r>
+        <w:rPr>
+          <w:rFonts w:ascii="Times New Roman" w:eastAsia="Times New Roman" w:hAnsi="Times New Roman" w:cs="Times New Roman"/>
+          <w:kern w:val="36"/>
+          <w:lang w:eastAsia="fr-FR"/>
+          <w14:ligatures w14:val="none"/>
+        </w:rPr>
+        <w:t>Persona principal – Enseignante de mathématiques</w:t>
+      </w:r>
+    </w:p>
+    <w:p>
+      <w:pPr>
+        <w:spacing w:before="100" w:beforeAutospacing="1" w:after="100" w:afterAutospacing="1" w:line="240" w:lineRule="auto"/>
+        <w:rPr>
+          <w:rFonts w:ascii="Times New Roman" w:eastAsia="Times New Roman" w:hAnsi="Times New Roman" w:cs="Times New Roman"/>
+          <w:kern w:val="0"/>
+          <w:lang w:eastAsia="fr-FR"/>
+          <w14:ligatures w14:val="none"/>
+        </w:rPr>
+      </w:pPr>
+      <w:r>
+        <w:rPr>
+          <w:rFonts w:ascii="Times New Roman" w:eastAsia="Times New Roman" w:hAnsi="Times New Roman" w:cs="Times New Roman"/>
           <w:b/>
           <w:bCs/>
-          <w:kern w:val="36"/>
-          <w:lang w:eastAsia="fr-FR"/>
-          <w14:ligatures w14:val="none"/>
-        </w:rPr>
-      </w:pPr>
+          <w:kern w:val="0"/>
+          <w:lang w:eastAsia="fr-FR"/>
+          <w14:ligatures w14:val="none"/>
+        </w:rPr>
+        <w:t>Nom :</w:t>
+      </w:r>
+      <w:r>
+        <w:rPr>
+          <w:rFonts w:ascii="Times New Roman" w:eastAsia="Times New Roman" w:hAnsi="Times New Roman" w:cs="Times New Roman"/>
+          <w:kern w:val="0"/>
+          <w:lang w:eastAsia="fr-FR"/>
+          <w14:ligatures w14:val="none"/>
+        </w:rPr>
+        <w:t xml:space="preserve"> Madame Sophie Lambert</w:t>
+      </w:r>
+      <w:r>
+        <w:rPr>
+          <w:rFonts w:ascii="Times New Roman" w:eastAsia="Times New Roman" w:hAnsi="Times New Roman" w:cs="Times New Roman"/>
+          <w:kern w:val="0"/>
+          <w:lang w:eastAsia="fr-FR"/>
+          <w14:ligatures w14:val="none"/>
+        </w:rPr>
+        <w:br/>
+      </w:r>
       <w:r>
         <w:rPr>
           <w:rFonts w:ascii="Times New Roman" w:eastAsia="Times New Roman" w:hAnsi="Times New Roman" w:cs="Times New Roman"/>
           <w:b/>
           <w:bCs/>
-          <w:kern w:val="36"/>
-          <w:lang w:eastAsia="fr-FR"/>
-          <w14:ligatures w14:val="none"/>
-        </w:rPr>
-        <w:t>Persona principal – Enseignante de mathématiques</w:t>
+          <w:kern w:val="0"/>
+          <w:lang w:eastAsia="fr-FR"/>
+          <w14:ligatures w14:val="none"/>
+        </w:rPr>
+        <w:t>Âge :</w:t>
+      </w:r>
+      <w:r>
+        <w:rPr>
+          <w:rFonts w:ascii="Times New Roman" w:eastAsia="Times New Roman" w:hAnsi="Times New Roman" w:cs="Times New Roman"/>
+          <w:kern w:val="0"/>
+          <w:lang w:eastAsia="fr-FR"/>
+          <w14:ligatures w14:val="none"/>
+        </w:rPr>
+        <w:t xml:space="preserve"> 42 ans</w:t>
+      </w:r>
+      <w:r>
+        <w:rPr>
+          <w:rFonts w:ascii="Times New Roman" w:eastAsia="Times New Roman" w:hAnsi="Times New Roman" w:cs="Times New Roman"/>
+          <w:kern w:val="0"/>
+          <w:lang w:eastAsia="fr-FR"/>
+          <w14:ligatures w14:val="none"/>
+        </w:rPr>
+        <w:br/>
+      </w:r>
+      <w:r>
+        <w:rPr>
+          <w:rFonts w:ascii="Times New Roman" w:eastAsia="Times New Roman" w:hAnsi="Times New Roman" w:cs="Times New Roman"/>
+          <w:b/>
+          <w:bCs/>
+          <w:kern w:val="0"/>
+          <w:lang w:eastAsia="fr-FR"/>
+          <w14:ligatures w14:val="none"/>
+        </w:rPr>
+        <w:t>Profession :</w:t>
+      </w:r>
+      <w:r>
+        <w:rPr>
+          <w:rFonts w:ascii="Times New Roman" w:eastAsia="Times New Roman" w:hAnsi="Times New Roman" w:cs="Times New Roman"/>
+          <w:kern w:val="0"/>
+          <w:lang w:eastAsia="fr-FR"/>
+          <w14:ligatures w14:val="none"/>
+        </w:rPr>
+        <w:t xml:space="preserve"> Enseignante de mathématiques en secondaire</w:t>
+      </w:r>
+      <w:r>
+        <w:rPr>
+          <w:rFonts w:ascii="Times New Roman" w:eastAsia="Times New Roman" w:hAnsi="Times New Roman" w:cs="Times New Roman"/>
+          <w:kern w:val="0"/>
+          <w:lang w:eastAsia="fr-FR"/>
+          <w14:ligatures w14:val="none"/>
+        </w:rPr>
+        <w:br/>
+      </w:r>
+      <w:r>
+        <w:rPr>
+          <w:rFonts w:ascii="Times New Roman" w:eastAsia="Times New Roman" w:hAnsi="Times New Roman" w:cs="Times New Roman"/>
+          <w:b/>
+          <w:bCs/>
+          <w:kern w:val="0"/>
+          <w:lang w:eastAsia="fr-FR"/>
+          <w14:ligatures w14:val="none"/>
+        </w:rPr>
+        <w:t>Ancienneté :</w:t>
+      </w:r>
+      <w:r>
+        <w:rPr>
+          <w:rFonts w:ascii="Times New Roman" w:eastAsia="Times New Roman" w:hAnsi="Times New Roman" w:cs="Times New Roman"/>
+          <w:kern w:val="0"/>
+          <w:lang w:eastAsia="fr-FR"/>
+          <w14:ligatures w14:val="none"/>
+        </w:rPr>
+        <w:t xml:space="preserve"> 18 ans d’expérience</w:t>
+      </w:r>
+      <w:r>
+        <w:rPr>
+          <w:rFonts w:ascii="Times New Roman" w:eastAsia="Times New Roman" w:hAnsi="Times New Roman" w:cs="Times New Roman"/>
+          <w:kern w:val="0"/>
+          <w:lang w:eastAsia="fr-FR"/>
+          <w14:ligatures w14:val="none"/>
+        </w:rPr>
+        <w:br/>
+      </w:r>
+      <w:r>
+        <w:rPr>
+          <w:rFonts w:ascii="Times New Roman" w:eastAsia="Times New Roman" w:hAnsi="Times New Roman" w:cs="Times New Roman"/>
+          <w:b/>
+          <w:bCs/>
+          <w:kern w:val="0"/>
+          <w:lang w:eastAsia="fr-FR"/>
+          <w14:ligatures w14:val="none"/>
+        </w:rPr>
+        <w:t>Lieu :</w:t>
+      </w:r>
+      <w:r>
+        <w:rPr>
+          <w:rFonts w:ascii="Times New Roman" w:eastAsia="Times New Roman" w:hAnsi="Times New Roman" w:cs="Times New Roman"/>
+          <w:kern w:val="0"/>
+          <w:lang w:eastAsia="fr-FR"/>
+          <w14:ligatures w14:val="none"/>
+        </w:rPr>
+        <w:t xml:space="preserve"> Province de Liège</w:t>
+      </w:r>
+      <w:r>
+        <w:rPr>
+          <w:rFonts w:ascii="Times New Roman" w:eastAsia="Times New Roman" w:hAnsi="Times New Roman" w:cs="Times New Roman"/>
+          <w:kern w:val="0"/>
+          <w:lang w:eastAsia="fr-FR"/>
+          <w14:ligatures w14:val="none"/>
+        </w:rPr>
+        <w:br/>
+      </w:r>
+      <w:r>
+        <w:rPr>
+          <w:rFonts w:ascii="Times New Roman" w:eastAsia="Times New Roman" w:hAnsi="Times New Roman" w:cs="Times New Roman"/>
+          <w:b/>
+          <w:bCs/>
+          <w:kern w:val="0"/>
+          <w:lang w:eastAsia="fr-FR"/>
+          <w14:ligatures w14:val="none"/>
+        </w:rPr>
+        <w:t>Statut numérique :</w:t>
+      </w:r>
+      <w:r>
+        <w:rPr>
+          <w:rFonts w:ascii="Times New Roman" w:eastAsia="Times New Roman" w:hAnsi="Times New Roman" w:cs="Times New Roman"/>
+          <w:kern w:val="0"/>
+          <w:lang w:eastAsia="fr-FR"/>
+          <w14:ligatures w14:val="none"/>
+        </w:rPr>
+        <w:t xml:space="preserve">  basique </w:t>
       </w:r>
     </w:p>
     <w:p>
@@ -54,389 +225,133 @@
           <w:lang w:eastAsia="fr-FR"/>
           <w14:ligatures w14:val="none"/>
         </w:rPr>
-        <w:t>1</w:t>
-      </w:r>
-      <w:r>
-        <w:rPr>
-          <w:rFonts w:ascii="Apple Color Emoji" w:eastAsia="Times New Roman" w:hAnsi="Apple Color Emoji" w:cs="Apple Color Emoji"/>
+        <w:t xml:space="preserve">Profil </w:t>
+      </w:r>
+    </w:p>
+    <w:p>
+      <w:pPr>
+        <w:spacing w:before="100" w:beforeAutospacing="1" w:after="100" w:afterAutospacing="1" w:line="240" w:lineRule="auto"/>
+        <w:rPr>
+          <w:rFonts w:ascii="Times New Roman" w:eastAsia="Times New Roman" w:hAnsi="Times New Roman" w:cs="Times New Roman"/>
+          <w:kern w:val="0"/>
+          <w:lang w:eastAsia="fr-FR"/>
+          <w14:ligatures w14:val="none"/>
+        </w:rPr>
+      </w:pPr>
+      <w:r>
+        <w:rPr>
+          <w:rFonts w:ascii="Times New Roman" w:eastAsia="Times New Roman" w:hAnsi="Times New Roman" w:cs="Times New Roman"/>
+          <w:kern w:val="0"/>
+          <w:lang w:eastAsia="fr-FR"/>
+          <w14:ligatures w14:val="none"/>
+        </w:rPr>
+        <w:t>Sophie est une enseignante investie et bienveillante.</w:t>
+      </w:r>
+      <w:r>
+        <w:rPr>
+          <w:rFonts w:ascii="Times New Roman" w:eastAsia="Times New Roman" w:hAnsi="Times New Roman" w:cs="Times New Roman"/>
+          <w:kern w:val="0"/>
+          <w:lang w:eastAsia="fr-FR"/>
+          <w14:ligatures w14:val="none"/>
+        </w:rPr>
+        <w:br/>
+        <w:t>Elle souhaite aider tous ses élèves, y compris ceux ayant des besoins spécifiques (protocoles AR).</w:t>
+      </w:r>
+    </w:p>
+    <w:p>
+      <w:pPr>
+        <w:spacing w:before="100" w:beforeAutospacing="1" w:after="100" w:afterAutospacing="1" w:line="240" w:lineRule="auto"/>
+        <w:rPr>
+          <w:rFonts w:ascii="Times New Roman" w:eastAsia="Times New Roman" w:hAnsi="Times New Roman" w:cs="Times New Roman"/>
+          <w:kern w:val="0"/>
+          <w:lang w:eastAsia="fr-FR"/>
+          <w14:ligatures w14:val="none"/>
+        </w:rPr>
+      </w:pPr>
+      <w:r>
+        <w:rPr>
+          <w:rFonts w:ascii="Times New Roman" w:eastAsia="Times New Roman" w:hAnsi="Times New Roman" w:cs="Times New Roman"/>
+          <w:kern w:val="0"/>
+          <w:lang w:eastAsia="fr-FR"/>
+          <w14:ligatures w14:val="none"/>
+        </w:rPr>
+        <w:t xml:space="preserve">Elle adapte déjà ses supports (Arial 14, feuilles jaunes, pas de recto-verso), </w:t>
+      </w:r>
+      <w:r>
+        <w:rPr>
+          <w:rFonts w:ascii="Times New Roman" w:eastAsia="Times New Roman" w:hAnsi="Times New Roman" w:cs="Times New Roman"/>
+          <w:kern w:val="0"/>
+          <w:lang w:eastAsia="fr-FR"/>
+          <w14:ligatures w14:val="none"/>
+        </w:rPr>
+        <w:t>même</w:t>
+      </w:r>
+      <w:r>
+        <w:rPr>
+          <w:rFonts w:ascii="Times New Roman" w:eastAsia="Times New Roman" w:hAnsi="Times New Roman" w:cs="Times New Roman"/>
+          <w:kern w:val="0"/>
+          <w:lang w:eastAsia="fr-FR"/>
+          <w14:ligatures w14:val="none"/>
+        </w:rPr>
+        <w:t xml:space="preserve"> cela lui demande du temps et une organisation supplémentaire.</w:t>
+      </w:r>
+    </w:p>
+    <w:p>
+      <w:pPr>
+        <w:spacing w:before="100" w:beforeAutospacing="1" w:after="100" w:afterAutospacing="1" w:line="240" w:lineRule="auto"/>
+        <w:rPr>
+          <w:rFonts w:ascii="Times New Roman" w:eastAsia="Times New Roman" w:hAnsi="Times New Roman" w:cs="Times New Roman"/>
+          <w:kern w:val="0"/>
+          <w:lang w:eastAsia="fr-FR"/>
+          <w14:ligatures w14:val="none"/>
+        </w:rPr>
+      </w:pPr>
+      <w:r>
+        <w:rPr>
+          <w:rFonts w:ascii="Times New Roman" w:eastAsia="Times New Roman" w:hAnsi="Times New Roman" w:cs="Times New Roman"/>
+          <w:kern w:val="0"/>
+          <w:lang w:eastAsia="fr-FR"/>
+          <w14:ligatures w14:val="none"/>
+        </w:rPr>
+        <w:t>Elle n’a pas reçu suffisamment de formation spécifique et se sent parfois seule face aux adaptations demandées</w:t>
+      </w:r>
+      <w:r>
+        <w:rPr>
+          <w:rFonts w:ascii="Times New Roman" w:eastAsia="Times New Roman" w:hAnsi="Times New Roman" w:cs="Times New Roman"/>
+          <w:kern w:val="0"/>
+          <w:lang w:eastAsia="fr-FR"/>
+          <w14:ligatures w14:val="none"/>
+        </w:rPr>
+        <w:t xml:space="preserve"> par des protocoles d’élèves.</w:t>
+      </w:r>
+    </w:p>
+    <w:p>
+      <w:pPr>
+        <w:spacing w:before="100" w:beforeAutospacing="1" w:after="100" w:afterAutospacing="1" w:line="240" w:lineRule="auto"/>
+        <w:outlineLvl w:val="1"/>
+        <w:rPr>
+          <w:rFonts w:ascii="Times New Roman" w:eastAsia="Times New Roman" w:hAnsi="Times New Roman" w:cs="Times New Roman"/>
           <w:b/>
           <w:bCs/>
           <w:kern w:val="0"/>
-          <w:sz w:val="36"/>
-          <w:szCs w:val="36"/>
-          <w:lang w:eastAsia="fr-FR"/>
-          <w14:ligatures w14:val="none"/>
-        </w:rPr>
-        <w:t>️⃣</w:t>
-      </w:r>
+          <w:sz w:val="28"/>
+          <w:szCs w:val="28"/>
+          <w:lang w:eastAsia="fr-FR"/>
+          <w14:ligatures w14:val="none"/>
+        </w:rPr>
+      </w:pPr>
       <w:r>
         <w:rPr>
           <w:rFonts w:ascii="Times New Roman" w:eastAsia="Times New Roman" w:hAnsi="Times New Roman" w:cs="Times New Roman"/>
           <w:b/>
           <w:bCs/>
           <w:kern w:val="0"/>
-          <w:sz w:val="36"/>
-          <w:szCs w:val="36"/>
-          <w:lang w:eastAsia="fr-FR"/>
-          <w14:ligatures w14:val="none"/>
-        </w:rPr>
-        <w:t xml:space="preserve"> Identité</w:t>
-      </w:r>
-    </w:p>
-    <w:p>
-      <w:pPr>
-        <w:spacing w:before="100" w:beforeAutospacing="1" w:after="100" w:afterAutospacing="1" w:line="240" w:lineRule="auto"/>
-        <w:rPr>
-          <w:rFonts w:ascii="Times New Roman" w:eastAsia="Times New Roman" w:hAnsi="Times New Roman" w:cs="Times New Roman"/>
-          <w:kern w:val="0"/>
-          <w:lang w:eastAsia="fr-FR"/>
-          <w14:ligatures w14:val="none"/>
-        </w:rPr>
-      </w:pPr>
-      <w:r>
-        <w:rPr>
-          <w:rFonts w:ascii="Times New Roman" w:eastAsia="Times New Roman" w:hAnsi="Times New Roman" w:cs="Times New Roman"/>
-          <w:b/>
-          <w:bCs/>
-          <w:kern w:val="0"/>
-          <w:lang w:eastAsia="fr-FR"/>
-          <w14:ligatures w14:val="none"/>
-        </w:rPr>
-        <w:t>Nom :</w:t>
-      </w:r>
-      <w:r>
-        <w:rPr>
-          <w:rFonts w:ascii="Times New Roman" w:eastAsia="Times New Roman" w:hAnsi="Times New Roman" w:cs="Times New Roman"/>
-          <w:kern w:val="0"/>
-          <w:lang w:eastAsia="fr-FR"/>
-          <w14:ligatures w14:val="none"/>
-        </w:rPr>
-        <w:t xml:space="preserve"> Madame Sophie Lambert</w:t>
-      </w:r>
-      <w:r>
-        <w:rPr>
-          <w:rFonts w:ascii="Times New Roman" w:eastAsia="Times New Roman" w:hAnsi="Times New Roman" w:cs="Times New Roman"/>
-          <w:kern w:val="0"/>
-          <w:lang w:eastAsia="fr-FR"/>
-          <w14:ligatures w14:val="none"/>
-        </w:rPr>
-        <w:br/>
-      </w:r>
-      <w:r>
-        <w:rPr>
-          <w:rFonts w:ascii="Times New Roman" w:eastAsia="Times New Roman" w:hAnsi="Times New Roman" w:cs="Times New Roman"/>
-          <w:b/>
-          <w:bCs/>
-          <w:kern w:val="0"/>
-          <w:lang w:eastAsia="fr-FR"/>
-          <w14:ligatures w14:val="none"/>
-        </w:rPr>
-        <w:t>Âge :</w:t>
-      </w:r>
-      <w:r>
-        <w:rPr>
-          <w:rFonts w:ascii="Times New Roman" w:eastAsia="Times New Roman" w:hAnsi="Times New Roman" w:cs="Times New Roman"/>
-          <w:kern w:val="0"/>
-          <w:lang w:eastAsia="fr-FR"/>
-          <w14:ligatures w14:val="none"/>
-        </w:rPr>
-        <w:t xml:space="preserve"> 42 ans</w:t>
-      </w:r>
-      <w:r>
-        <w:rPr>
-          <w:rFonts w:ascii="Times New Roman" w:eastAsia="Times New Roman" w:hAnsi="Times New Roman" w:cs="Times New Roman"/>
-          <w:kern w:val="0"/>
-          <w:lang w:eastAsia="fr-FR"/>
-          <w14:ligatures w14:val="none"/>
-        </w:rPr>
-        <w:br/>
-      </w:r>
-      <w:r>
-        <w:rPr>
-          <w:rFonts w:ascii="Times New Roman" w:eastAsia="Times New Roman" w:hAnsi="Times New Roman" w:cs="Times New Roman"/>
-          <w:b/>
-          <w:bCs/>
-          <w:kern w:val="0"/>
-          <w:lang w:eastAsia="fr-FR"/>
-          <w14:ligatures w14:val="none"/>
-        </w:rPr>
-        <w:t>Profession :</w:t>
-      </w:r>
-      <w:r>
-        <w:rPr>
-          <w:rFonts w:ascii="Times New Roman" w:eastAsia="Times New Roman" w:hAnsi="Times New Roman" w:cs="Times New Roman"/>
-          <w:kern w:val="0"/>
-          <w:lang w:eastAsia="fr-FR"/>
-          <w14:ligatures w14:val="none"/>
-        </w:rPr>
-        <w:t xml:space="preserve"> Enseignante de mathématiques en secondaire</w:t>
-      </w:r>
-      <w:r>
-        <w:rPr>
-          <w:rFonts w:ascii="Times New Roman" w:eastAsia="Times New Roman" w:hAnsi="Times New Roman" w:cs="Times New Roman"/>
-          <w:kern w:val="0"/>
-          <w:lang w:eastAsia="fr-FR"/>
-          <w14:ligatures w14:val="none"/>
-        </w:rPr>
-        <w:br/>
-      </w:r>
-      <w:r>
-        <w:rPr>
-          <w:rFonts w:ascii="Times New Roman" w:eastAsia="Times New Roman" w:hAnsi="Times New Roman" w:cs="Times New Roman"/>
-          <w:b/>
-          <w:bCs/>
-          <w:kern w:val="0"/>
-          <w:lang w:eastAsia="fr-FR"/>
-          <w14:ligatures w14:val="none"/>
-        </w:rPr>
-        <w:t>Ancienneté :</w:t>
-      </w:r>
-      <w:r>
-        <w:rPr>
-          <w:rFonts w:ascii="Times New Roman" w:eastAsia="Times New Roman" w:hAnsi="Times New Roman" w:cs="Times New Roman"/>
-          <w:kern w:val="0"/>
-          <w:lang w:eastAsia="fr-FR"/>
-          <w14:ligatures w14:val="none"/>
-        </w:rPr>
-        <w:t xml:space="preserve"> 18 ans d’expérience</w:t>
-      </w:r>
-      <w:r>
-        <w:rPr>
-          <w:rFonts w:ascii="Times New Roman" w:eastAsia="Times New Roman" w:hAnsi="Times New Roman" w:cs="Times New Roman"/>
-          <w:kern w:val="0"/>
-          <w:lang w:eastAsia="fr-FR"/>
-          <w14:ligatures w14:val="none"/>
-        </w:rPr>
-        <w:br/>
-      </w:r>
-      <w:r>
-        <w:rPr>
-          <w:rFonts w:ascii="Times New Roman" w:eastAsia="Times New Roman" w:hAnsi="Times New Roman" w:cs="Times New Roman"/>
-          <w:b/>
-          <w:bCs/>
-          <w:kern w:val="0"/>
-          <w:lang w:eastAsia="fr-FR"/>
-          <w14:ligatures w14:val="none"/>
-        </w:rPr>
-        <w:t>Lieu :</w:t>
-      </w:r>
-      <w:r>
-        <w:rPr>
-          <w:rFonts w:ascii="Times New Roman" w:eastAsia="Times New Roman" w:hAnsi="Times New Roman" w:cs="Times New Roman"/>
-          <w:kern w:val="0"/>
-          <w:lang w:eastAsia="fr-FR"/>
-          <w14:ligatures w14:val="none"/>
-        </w:rPr>
-        <w:t xml:space="preserve"> Province de Liège</w:t>
-      </w:r>
-      <w:r>
-        <w:rPr>
-          <w:rFonts w:ascii="Times New Roman" w:eastAsia="Times New Roman" w:hAnsi="Times New Roman" w:cs="Times New Roman"/>
-          <w:kern w:val="0"/>
-          <w:lang w:eastAsia="fr-FR"/>
-          <w14:ligatures w14:val="none"/>
-        </w:rPr>
-        <w:br/>
-      </w:r>
-      <w:r>
-        <w:rPr>
-          <w:rFonts w:ascii="Times New Roman" w:eastAsia="Times New Roman" w:hAnsi="Times New Roman" w:cs="Times New Roman"/>
-          <w:b/>
-          <w:bCs/>
-          <w:kern w:val="0"/>
-          <w:lang w:eastAsia="fr-FR"/>
-          <w14:ligatures w14:val="none"/>
-        </w:rPr>
-        <w:t>Statut numérique :</w:t>
-      </w:r>
-      <w:r>
-        <w:rPr>
-          <w:rFonts w:ascii="Times New Roman" w:eastAsia="Times New Roman" w:hAnsi="Times New Roman" w:cs="Times New Roman"/>
-          <w:kern w:val="0"/>
-          <w:lang w:eastAsia="fr-FR"/>
-          <w14:ligatures w14:val="none"/>
-        </w:rPr>
-        <w:t xml:space="preserve"> Utilisatrice basique mais autonome</w:t>
-      </w:r>
-    </w:p>
-    <w:p>
-      <w:pPr>
-        <w:spacing w:before="100" w:beforeAutospacing="1" w:after="100" w:afterAutospacing="1" w:line="240" w:lineRule="auto"/>
-        <w:outlineLvl w:val="1"/>
-        <w:rPr>
-          <w:rFonts w:ascii="Times New Roman" w:eastAsia="Times New Roman" w:hAnsi="Times New Roman" w:cs="Times New Roman"/>
-          <w:b/>
-          <w:bCs/>
-          <w:kern w:val="0"/>
-          <w:sz w:val="36"/>
-          <w:szCs w:val="36"/>
-          <w:lang w:eastAsia="fr-FR"/>
-          <w14:ligatures w14:val="none"/>
-        </w:rPr>
-      </w:pPr>
-      <w:r>
-        <w:rPr>
-          <w:rFonts w:ascii="Times New Roman" w:eastAsia="Times New Roman" w:hAnsi="Times New Roman" w:cs="Times New Roman"/>
-          <w:b/>
-          <w:bCs/>
-          <w:kern w:val="0"/>
-          <w:sz w:val="36"/>
-          <w:szCs w:val="36"/>
-          <w:lang w:eastAsia="fr-FR"/>
-          <w14:ligatures w14:val="none"/>
-        </w:rPr>
-        <w:t>2</w:t>
-      </w:r>
-      <w:r>
-        <w:rPr>
-          <w:rFonts w:ascii="Apple Color Emoji" w:eastAsia="Times New Roman" w:hAnsi="Apple Color Emoji" w:cs="Apple Color Emoji"/>
-          <w:b/>
-          <w:bCs/>
-          <w:kern w:val="0"/>
-          <w:sz w:val="36"/>
-          <w:szCs w:val="36"/>
-          <w:lang w:eastAsia="fr-FR"/>
-          <w14:ligatures w14:val="none"/>
-        </w:rPr>
-        <w:t>️⃣</w:t>
-      </w:r>
-      <w:r>
-        <w:rPr>
-          <w:rFonts w:ascii="Times New Roman" w:eastAsia="Times New Roman" w:hAnsi="Times New Roman" w:cs="Times New Roman"/>
-          <w:b/>
-          <w:bCs/>
-          <w:kern w:val="0"/>
-          <w:sz w:val="36"/>
-          <w:szCs w:val="36"/>
-          <w:lang w:eastAsia="fr-FR"/>
-          <w14:ligatures w14:val="none"/>
-        </w:rPr>
-        <w:t xml:space="preserve"> Profil général</w:t>
-      </w:r>
-    </w:p>
-    <w:p>
-      <w:pPr>
-        <w:spacing w:before="100" w:beforeAutospacing="1" w:after="100" w:afterAutospacing="1" w:line="240" w:lineRule="auto"/>
-        <w:rPr>
-          <w:rFonts w:ascii="Times New Roman" w:eastAsia="Times New Roman" w:hAnsi="Times New Roman" w:cs="Times New Roman"/>
-          <w:kern w:val="0"/>
-          <w:lang w:eastAsia="fr-FR"/>
-          <w14:ligatures w14:val="none"/>
-        </w:rPr>
-      </w:pPr>
-      <w:r>
-        <w:rPr>
-          <w:rFonts w:ascii="Times New Roman" w:eastAsia="Times New Roman" w:hAnsi="Times New Roman" w:cs="Times New Roman"/>
-          <w:kern w:val="0"/>
-          <w:lang w:eastAsia="fr-FR"/>
-          <w14:ligatures w14:val="none"/>
-        </w:rPr>
-        <w:t>Sophie est une enseignante investie et bienveillante.</w:t>
-      </w:r>
-      <w:r>
-        <w:rPr>
-          <w:rFonts w:ascii="Times New Roman" w:eastAsia="Times New Roman" w:hAnsi="Times New Roman" w:cs="Times New Roman"/>
-          <w:kern w:val="0"/>
-          <w:lang w:eastAsia="fr-FR"/>
-          <w14:ligatures w14:val="none"/>
-        </w:rPr>
-        <w:br/>
-        <w:t>Elle souhaite aider tous ses élèves, y compris ceux ayant des besoins spécifiques (protocoles AR).</w:t>
-      </w:r>
-    </w:p>
-    <w:p>
-      <w:pPr>
-        <w:spacing w:before="100" w:beforeAutospacing="1" w:after="100" w:afterAutospacing="1" w:line="240" w:lineRule="auto"/>
-        <w:rPr>
-          <w:rFonts w:ascii="Times New Roman" w:eastAsia="Times New Roman" w:hAnsi="Times New Roman" w:cs="Times New Roman"/>
-          <w:kern w:val="0"/>
-          <w:lang w:eastAsia="fr-FR"/>
-          <w14:ligatures w14:val="none"/>
-        </w:rPr>
-      </w:pPr>
-      <w:r>
-        <w:rPr>
-          <w:rFonts w:ascii="Times New Roman" w:eastAsia="Times New Roman" w:hAnsi="Times New Roman" w:cs="Times New Roman"/>
-          <w:kern w:val="0"/>
-          <w:lang w:eastAsia="fr-FR"/>
-          <w14:ligatures w14:val="none"/>
-        </w:rPr>
-        <w:t>Elle adapte déjà ses supports (Arial 14, feuilles jaunes, pas de recto-verso), mais cela lui demande du temps et une organisation supplémentaire.</w:t>
-      </w:r>
-    </w:p>
-    <w:p>
-      <w:pPr>
-        <w:spacing w:before="100" w:beforeAutospacing="1" w:after="100" w:afterAutospacing="1" w:line="240" w:lineRule="auto"/>
-        <w:rPr>
-          <w:rFonts w:ascii="Times New Roman" w:eastAsia="Times New Roman" w:hAnsi="Times New Roman" w:cs="Times New Roman"/>
-          <w:kern w:val="0"/>
-          <w:lang w:eastAsia="fr-FR"/>
-          <w14:ligatures w14:val="none"/>
-        </w:rPr>
-      </w:pPr>
-      <w:r>
-        <w:rPr>
-          <w:rFonts w:ascii="Times New Roman" w:eastAsia="Times New Roman" w:hAnsi="Times New Roman" w:cs="Times New Roman"/>
-          <w:kern w:val="0"/>
-          <w:lang w:eastAsia="fr-FR"/>
-          <w14:ligatures w14:val="none"/>
-        </w:rPr>
-        <w:t>Elle n’a pas reçu suffisamment de formation spécifique et se sent parfois seule face aux adaptations demandées.</w:t>
-      </w:r>
-    </w:p>
-    <w:p>
-      <w:pPr>
-        <w:spacing w:before="100" w:beforeAutospacing="1" w:after="100" w:afterAutospacing="1" w:line="240" w:lineRule="auto"/>
-        <w:outlineLvl w:val="1"/>
-        <w:rPr>
-          <w:rFonts w:ascii="Times New Roman" w:eastAsia="Times New Roman" w:hAnsi="Times New Roman" w:cs="Times New Roman"/>
-          <w:b/>
-          <w:bCs/>
-          <w:kern w:val="0"/>
-          <w:sz w:val="36"/>
-          <w:szCs w:val="36"/>
-          <w:lang w:eastAsia="fr-FR"/>
-          <w14:ligatures w14:val="none"/>
-        </w:rPr>
-      </w:pPr>
-      <w:r>
-        <w:rPr>
-          <w:rFonts w:ascii="Times New Roman" w:eastAsia="Times New Roman" w:hAnsi="Times New Roman" w:cs="Times New Roman"/>
-          <w:b/>
-          <w:bCs/>
-          <w:kern w:val="0"/>
-          <w:sz w:val="36"/>
-          <w:szCs w:val="36"/>
-          <w:lang w:eastAsia="fr-FR"/>
-          <w14:ligatures w14:val="none"/>
-        </w:rPr>
-        <w:t>3</w:t>
-      </w:r>
-      <w:r>
-        <w:rPr>
-          <w:rFonts w:ascii="Apple Color Emoji" w:eastAsia="Times New Roman" w:hAnsi="Apple Color Emoji" w:cs="Apple Color Emoji"/>
-          <w:b/>
-          <w:bCs/>
-          <w:kern w:val="0"/>
-          <w:sz w:val="36"/>
-          <w:szCs w:val="36"/>
-          <w:lang w:eastAsia="fr-FR"/>
-          <w14:ligatures w14:val="none"/>
-        </w:rPr>
-        <w:t>️⃣</w:t>
-      </w:r>
-      <w:r>
-        <w:rPr>
-          <w:rFonts w:ascii="Times New Roman" w:eastAsia="Times New Roman" w:hAnsi="Times New Roman" w:cs="Times New Roman"/>
-          <w:b/>
-          <w:bCs/>
-          <w:kern w:val="0"/>
-          <w:sz w:val="36"/>
-          <w:szCs w:val="36"/>
-          <w:lang w:eastAsia="fr-FR"/>
-          <w14:ligatures w14:val="none"/>
-        </w:rPr>
-        <w:t xml:space="preserve"> Compétences numériques</w:t>
+          <w:sz w:val="28"/>
+          <w:szCs w:val="28"/>
+          <w:lang w:eastAsia="fr-FR"/>
+          <w14:ligatures w14:val="none"/>
+        </w:rPr>
+        <w:t>Compétences numériques</w:t>
       </w:r>
     </w:p>
     <w:p>
@@ -462,27 +377,23 @@
         </w:rPr>
         <w:t xml:space="preserve">Utilise </w:t>
       </w:r>
-      <w:proofErr w:type="spellStart"/>
-      <w:r>
-        <w:rPr>
-          <w:rFonts w:ascii="Times New Roman" w:eastAsia="Times New Roman" w:hAnsi="Times New Roman" w:cs="Times New Roman"/>
-          <w:b/>
-          <w:bCs/>
-          <w:kern w:val="0"/>
-          <w:lang w:eastAsia="fr-FR"/>
-          <w14:ligatures w14:val="none"/>
-        </w:rPr>
-        <w:t>Smartschool</w:t>
-      </w:r>
-      <w:proofErr w:type="spellEnd"/>
-      <w:r>
-        <w:rPr>
-          <w:rFonts w:ascii="Times New Roman" w:eastAsia="Times New Roman" w:hAnsi="Times New Roman" w:cs="Times New Roman"/>
-          <w:kern w:val="0"/>
-          <w:lang w:eastAsia="fr-FR"/>
-          <w14:ligatures w14:val="none"/>
-        </w:rPr>
-        <w:t xml:space="preserve"> quotidiennement</w:t>
+      <w:r>
+        <w:rPr>
+          <w:rFonts w:ascii="Times New Roman" w:eastAsia="Times New Roman" w:hAnsi="Times New Roman" w:cs="Times New Roman"/>
+          <w:kern w:val="0"/>
+          <w:lang w:eastAsia="fr-FR"/>
+          <w14:ligatures w14:val="none"/>
+        </w:rPr>
+        <w:t xml:space="preserve">Smartschool </w:t>
+      </w:r>
+      <w:r>
+        <w:rPr>
+          <w:rFonts w:ascii="Times New Roman" w:eastAsia="Times New Roman" w:hAnsi="Times New Roman" w:cs="Times New Roman"/>
+          <w:kern w:val="0"/>
+          <w:lang w:eastAsia="fr-FR"/>
+          <w14:ligatures w14:val="none"/>
+        </w:rPr>
+        <w:t>quotidiennement</w:t>
       </w:r>
     </w:p>
     <w:p>
@@ -530,19 +441,8 @@
           <w:lang w:eastAsia="fr-FR"/>
           <w14:ligatures w14:val="none"/>
         </w:rPr>
-        <w:t xml:space="preserve">Travaille sur TBI avec </w:t>
-      </w:r>
-      <w:proofErr w:type="spellStart"/>
-      <w:r>
-        <w:rPr>
-          <w:rFonts w:ascii="Times New Roman" w:eastAsia="Times New Roman" w:hAnsi="Times New Roman" w:cs="Times New Roman"/>
-          <w:kern w:val="0"/>
-          <w:lang w:eastAsia="fr-FR"/>
-          <w14:ligatures w14:val="none"/>
-        </w:rPr>
-        <w:t>OpenBoard</w:t>
-      </w:r>
-      <w:proofErr w:type="spellEnd"/>
+        <w:t>Travaille sur TBI avec OpenBoard</w:t>
+      </w:r>
     </w:p>
     <w:p>
       <w:pPr>
@@ -595,43 +495,14 @@
     <w:p>
       <w:pPr>
         <w:spacing w:before="100" w:beforeAutospacing="1" w:after="100" w:afterAutospacing="1" w:line="240" w:lineRule="auto"/>
-        <w:rPr>
-          <w:rFonts w:ascii="Times New Roman" w:eastAsia="Times New Roman" w:hAnsi="Times New Roman" w:cs="Times New Roman"/>
-          <w:kern w:val="0"/>
-          <w:lang w:eastAsia="fr-FR"/>
-          <w14:ligatures w14:val="none"/>
-        </w:rPr>
-      </w:pPr>
-      <w:r>
-        <w:rPr>
-          <w:rFonts w:ascii="Apple Color Emoji" w:eastAsia="Times New Roman" w:hAnsi="Apple Color Emoji" w:cs="Apple Color Emoji"/>
-          <w:kern w:val="0"/>
-          <w:lang w:eastAsia="fr-FR"/>
-          <w14:ligatures w14:val="none"/>
-        </w:rPr>
-        <w:t>👉</w:t>
-      </w:r>
-      <w:r>
-        <w:rPr>
-          <w:rFonts w:ascii="Times New Roman" w:eastAsia="Times New Roman" w:hAnsi="Times New Roman" w:cs="Times New Roman"/>
-          <w:kern w:val="0"/>
-          <w:lang w:eastAsia="fr-FR"/>
-          <w14:ligatures w14:val="none"/>
-        </w:rPr>
-        <w:t xml:space="preserve"> Elle apprécie les interfaces simples et intuitives.</w:t>
-      </w:r>
-    </w:p>
-    <w:p>
-      <w:pPr>
-        <w:spacing w:before="100" w:beforeAutospacing="1" w:after="100" w:afterAutospacing="1" w:line="240" w:lineRule="auto"/>
         <w:outlineLvl w:val="1"/>
         <w:rPr>
           <w:rFonts w:ascii="Times New Roman" w:eastAsia="Times New Roman" w:hAnsi="Times New Roman" w:cs="Times New Roman"/>
           <w:b/>
           <w:bCs/>
           <w:kern w:val="0"/>
-          <w:sz w:val="36"/>
-          <w:szCs w:val="36"/>
+          <w:sz w:val="28"/>
+          <w:szCs w:val="28"/>
           <w:lang w:eastAsia="fr-FR"/>
           <w14:ligatures w14:val="none"/>
         </w:rPr>
@@ -642,38 +513,12 @@
           <w:b/>
           <w:bCs/>
           <w:kern w:val="0"/>
-          <w:sz w:val="36"/>
-          <w:szCs w:val="36"/>
-          <w:lang w:eastAsia="fr-FR"/>
-          <w14:ligatures w14:val="none"/>
-        </w:rPr>
-        <w:t>4</w:t>
-      </w:r>
-      <w:r>
-        <w:rPr>
-          <w:rFonts w:ascii="Apple Color Emoji" w:eastAsia="Times New Roman" w:hAnsi="Apple Color Emoji" w:cs="Apple Color Emoji"/>
-          <w:b/>
-          <w:bCs/>
-          <w:kern w:val="0"/>
-          <w:sz w:val="36"/>
-          <w:szCs w:val="36"/>
-          <w:lang w:eastAsia="fr-FR"/>
-          <w14:ligatures w14:val="none"/>
-        </w:rPr>
-        <w:t>️⃣</w:t>
-      </w:r>
-      <w:r>
-        <w:rPr>
-          <w:rFonts w:ascii="Times New Roman" w:eastAsia="Times New Roman" w:hAnsi="Times New Roman" w:cs="Times New Roman"/>
-          <w:b/>
-          <w:bCs/>
-          <w:kern w:val="0"/>
-          <w:sz w:val="36"/>
-          <w:szCs w:val="36"/>
-          <w:lang w:eastAsia="fr-FR"/>
-          <w14:ligatures w14:val="none"/>
-        </w:rPr>
-        <w:t xml:space="preserve"> Objectifs</w:t>
+          <w:sz w:val="28"/>
+          <w:szCs w:val="28"/>
+          <w:lang w:eastAsia="fr-FR"/>
+          <w14:ligatures w14:val="none"/>
+        </w:rPr>
+        <w:t>Besoins</w:t>
       </w:r>
     </w:p>
     <w:p>
@@ -774,9 +619,38 @@
     </w:p>
     <w:p>
       <w:pPr>
+        <w:spacing w:before="100" w:beforeAutospacing="1" w:after="100" w:afterAutospacing="1" w:line="240" w:lineRule="auto"/>
+        <w:outlineLvl w:val="2"/>
+        <w:rPr>
+          <w:rFonts w:ascii="Times New Roman" w:eastAsia="Times New Roman" w:hAnsi="Times New Roman" w:cs="Times New Roman"/>
+          <w:b/>
+          <w:bCs/>
+          <w:kern w:val="0"/>
+          <w:sz w:val="27"/>
+          <w:szCs w:val="27"/>
+          <w:lang w:eastAsia="fr-FR"/>
+          <w14:ligatures w14:val="none"/>
+        </w:rPr>
+      </w:pPr>
+      <w:r>
+        <w:rPr>
+          <w:rFonts w:ascii="Times New Roman" w:eastAsia="Times New Roman" w:hAnsi="Times New Roman" w:cs="Times New Roman"/>
+          <w:b/>
+          <w:bCs/>
+          <w:kern w:val="0"/>
+          <w:sz w:val="27"/>
+          <w:szCs w:val="27"/>
+          <w:lang w:eastAsia="fr-FR"/>
+          <w14:ligatures w14:val="none"/>
+        </w:rPr>
+        <w:t>Attentes vis-à-vis du site</w:t>
+      </w:r>
+    </w:p>
+    <w:p>
+      <w:pPr>
         <w:numPr>
           <w:ilvl w:val="0"/>
-          <w:numId w:val="17"/>
+          <w:numId w:val="19"/>
         </w:numPr>
         <w:spacing w:before="100" w:beforeAutospacing="1" w:after="100" w:afterAutospacing="1" w:line="240" w:lineRule="auto"/>
         <w:rPr>
@@ -793,22 +667,124 @@
           <w:lang w:eastAsia="fr-FR"/>
           <w14:ligatures w14:val="none"/>
         </w:rPr>
-        <w:t>Avoir un contact clair avec le pôle</w:t>
+        <w:t>Navigation simple et connexion simple</w:t>
       </w:r>
     </w:p>
     <w:p>
       <w:pPr>
-        <w:spacing w:after="0" w:line="240" w:lineRule="auto"/>
-        <w:rPr>
-          <w:rFonts w:ascii="Times New Roman" w:eastAsia="Times New Roman" w:hAnsi="Times New Roman" w:cs="Times New Roman"/>
-          <w:kern w:val="0"/>
-          <w:lang w:eastAsia="fr-FR"/>
-          <w14:ligatures w14:val="none"/>
-        </w:rPr>
-      </w:pPr>
+        <w:numPr>
+          <w:ilvl w:val="0"/>
+          <w:numId w:val="19"/>
+        </w:numPr>
+        <w:spacing w:before="100" w:beforeAutospacing="1" w:after="100" w:afterAutospacing="1" w:line="240" w:lineRule="auto"/>
+        <w:rPr>
+          <w:rFonts w:ascii="Times New Roman" w:eastAsia="Times New Roman" w:hAnsi="Times New Roman" w:cs="Times New Roman"/>
+          <w:kern w:val="0"/>
+          <w:lang w:eastAsia="fr-FR"/>
+          <w14:ligatures w14:val="none"/>
+        </w:rPr>
+      </w:pPr>
+      <w:r>
+        <w:rPr>
+          <w:rFonts w:ascii="Times New Roman" w:eastAsia="Times New Roman" w:hAnsi="Times New Roman" w:cs="Times New Roman"/>
+          <w:kern w:val="0"/>
+          <w:lang w:eastAsia="fr-FR"/>
+          <w14:ligatures w14:val="none"/>
+        </w:rPr>
+        <w:t xml:space="preserve">Exemples </w:t>
+      </w:r>
+      <w:r>
+        <w:rPr>
+          <w:rFonts w:ascii="Times New Roman" w:eastAsia="Times New Roman" w:hAnsi="Times New Roman" w:cs="Times New Roman"/>
+          <w:kern w:val="0"/>
+          <w:lang w:eastAsia="fr-FR"/>
+          <w14:ligatures w14:val="none"/>
+        </w:rPr>
+        <w:t>d’outils</w:t>
+      </w:r>
+      <w:r>
+        <w:rPr>
+          <w:rFonts w:ascii="Times New Roman" w:eastAsia="Times New Roman" w:hAnsi="Times New Roman" w:cs="Times New Roman"/>
+          <w:kern w:val="0"/>
+          <w:lang w:eastAsia="fr-FR"/>
+          <w14:ligatures w14:val="none"/>
+        </w:rPr>
+        <w:t xml:space="preserve"> </w:t>
+      </w:r>
+      <w:r>
+        <w:rPr>
+          <w:rFonts w:ascii="Times New Roman" w:eastAsia="Times New Roman" w:hAnsi="Times New Roman" w:cs="Times New Roman"/>
+          <w:kern w:val="0"/>
+          <w:lang w:eastAsia="fr-FR"/>
+          <w14:ligatures w14:val="none"/>
+        </w:rPr>
+        <w:t xml:space="preserve"> à utiliser </w:t>
+      </w:r>
+      <w:r>
+        <w:rPr>
+          <w:rFonts w:ascii="Times New Roman" w:eastAsia="Times New Roman" w:hAnsi="Times New Roman" w:cs="Times New Roman"/>
+          <w:kern w:val="0"/>
+          <w:lang w:eastAsia="fr-FR"/>
+          <w14:ligatures w14:val="none"/>
+        </w:rPr>
+        <w:t>pour les maths</w:t>
+      </w:r>
     </w:p>
     <w:p>
       <w:pPr>
+        <w:numPr>
+          <w:ilvl w:val="0"/>
+          <w:numId w:val="19"/>
+        </w:numPr>
+        <w:spacing w:before="100" w:beforeAutospacing="1" w:after="100" w:afterAutospacing="1" w:line="240" w:lineRule="auto"/>
+        <w:rPr>
+          <w:rFonts w:ascii="Times New Roman" w:eastAsia="Times New Roman" w:hAnsi="Times New Roman" w:cs="Times New Roman"/>
+          <w:kern w:val="0"/>
+          <w:lang w:eastAsia="fr-FR"/>
+          <w14:ligatures w14:val="none"/>
+        </w:rPr>
+      </w:pPr>
+      <w:r>
+        <w:rPr>
+          <w:rFonts w:ascii="Times New Roman" w:eastAsia="Times New Roman" w:hAnsi="Times New Roman" w:cs="Times New Roman"/>
+          <w:kern w:val="0"/>
+          <w:lang w:eastAsia="fr-FR"/>
+          <w14:ligatures w14:val="none"/>
+        </w:rPr>
+        <w:t>Trouver des outils pour la présentation du cours</w:t>
+      </w:r>
+    </w:p>
+    <w:p>
+      <w:pPr>
+        <w:numPr>
+          <w:ilvl w:val="0"/>
+          <w:numId w:val="19"/>
+        </w:numPr>
+        <w:spacing w:before="100" w:beforeAutospacing="1" w:after="100" w:afterAutospacing="1" w:line="240" w:lineRule="auto"/>
+        <w:rPr>
+          <w:rFonts w:ascii="Times New Roman" w:eastAsia="Times New Roman" w:hAnsi="Times New Roman" w:cs="Times New Roman"/>
+          <w:kern w:val="0"/>
+          <w:lang w:eastAsia="fr-FR"/>
+          <w14:ligatures w14:val="none"/>
+        </w:rPr>
+      </w:pPr>
+      <w:r>
+        <w:rPr>
+          <w:rFonts w:ascii="Times New Roman" w:eastAsia="Times New Roman" w:hAnsi="Times New Roman" w:cs="Times New Roman"/>
+          <w:kern w:val="0"/>
+          <w:lang w:eastAsia="fr-FR"/>
+          <w14:ligatures w14:val="none"/>
+        </w:rPr>
+        <w:t>FAQ claire</w:t>
+      </w:r>
+    </w:p>
+    <w:p>
+      <w:r>
+        <w:br w:type="page"/>
+      </w:r>
+    </w:p>
+    <w:p>
+      <w:pPr>
         <w:spacing w:before="100" w:beforeAutospacing="1" w:after="100" w:afterAutospacing="1" w:line="240" w:lineRule="auto"/>
         <w:outlineLvl w:val="1"/>
         <w:rPr>
@@ -816,8 +792,8 @@
           <w:b/>
           <w:bCs/>
           <w:kern w:val="0"/>
-          <w:sz w:val="36"/>
-          <w:szCs w:val="36"/>
+          <w:sz w:val="28"/>
+          <w:szCs w:val="28"/>
           <w:lang w:eastAsia="fr-FR"/>
           <w14:ligatures w14:val="none"/>
         </w:rPr>
@@ -828,38 +804,26 @@
           <w:b/>
           <w:bCs/>
           <w:kern w:val="0"/>
-          <w:sz w:val="36"/>
-          <w:szCs w:val="36"/>
-          <w:lang w:eastAsia="fr-FR"/>
-          <w14:ligatures w14:val="none"/>
-        </w:rPr>
-        <w:t>5</w:t>
-      </w:r>
-      <w:r>
-        <w:rPr>
-          <w:rFonts w:ascii="Apple Color Emoji" w:eastAsia="Times New Roman" w:hAnsi="Apple Color Emoji" w:cs="Apple Color Emoji"/>
+          <w:sz w:val="28"/>
+          <w:szCs w:val="28"/>
+          <w:lang w:eastAsia="fr-FR"/>
+          <w14:ligatures w14:val="none"/>
+        </w:rPr>
+        <w:lastRenderedPageBreak/>
+        <w:t>Fr</w:t>
+      </w:r>
+      <w:r>
+        <w:rPr>
+          <w:rFonts w:ascii="Times New Roman" w:eastAsia="Times New Roman" w:hAnsi="Times New Roman" w:cs="Times New Roman"/>
           <w:b/>
           <w:bCs/>
           <w:kern w:val="0"/>
-          <w:sz w:val="36"/>
-          <w:szCs w:val="36"/>
-          <w:lang w:eastAsia="fr-FR"/>
-          <w14:ligatures w14:val="none"/>
-        </w:rPr>
-        <w:t>️⃣</w:t>
-      </w:r>
-      <w:r>
-        <w:rPr>
-          <w:rFonts w:ascii="Times New Roman" w:eastAsia="Times New Roman" w:hAnsi="Times New Roman" w:cs="Times New Roman"/>
-          <w:b/>
-          <w:bCs/>
-          <w:kern w:val="0"/>
-          <w:sz w:val="36"/>
-          <w:szCs w:val="36"/>
-          <w:lang w:eastAsia="fr-FR"/>
-          <w14:ligatures w14:val="none"/>
-        </w:rPr>
-        <w:t xml:space="preserve"> Frustrations</w:t>
+          <w:sz w:val="28"/>
+          <w:szCs w:val="28"/>
+          <w:lang w:eastAsia="fr-FR"/>
+          <w14:ligatures w14:val="none"/>
+        </w:rPr>
+        <w:t>eins</w:t>
       </w:r>
     </w:p>
     <w:p>
@@ -883,7 +847,6 @@
           <w:lang w:eastAsia="fr-FR"/>
           <w14:ligatures w14:val="none"/>
         </w:rPr>
-        <w:lastRenderedPageBreak/>
         <w:t>Manque de formation spécifique</w:t>
       </w:r>
     </w:p>
@@ -932,7 +895,7 @@
           <w:lang w:eastAsia="fr-FR"/>
           <w14:ligatures w14:val="none"/>
         </w:rPr>
-        <w:t>Difficulté à structurer les adaptations numériques</w:t>
+        <w:t>Manque d’exemples concrets pour sa matière</w:t>
       </w:r>
     </w:p>
     <w:p>
@@ -956,11 +919,41 @@
           <w:lang w:eastAsia="fr-FR"/>
           <w14:ligatures w14:val="none"/>
         </w:rPr>
-        <w:t>Manque d’exemples concrets pour sa matière</w:t>
+        <w:t>Ne sait pas toujours vers qui se tourner</w:t>
       </w:r>
     </w:p>
     <w:p>
       <w:pPr>
+        <w:spacing w:before="100" w:beforeAutospacing="1" w:after="100" w:afterAutospacing="1" w:line="240" w:lineRule="auto"/>
+        <w:outlineLvl w:val="2"/>
+        <w:rPr>
+          <w:rFonts w:ascii="Times New Roman" w:eastAsia="Times New Roman" w:hAnsi="Times New Roman" w:cs="Times New Roman"/>
+          <w:b/>
+          <w:bCs/>
+          <w:kern w:val="0"/>
+          <w:sz w:val="27"/>
+          <w:szCs w:val="27"/>
+          <w:lang w:eastAsia="fr-FR"/>
+          <w14:ligatures w14:val="none"/>
+        </w:rPr>
+      </w:pPr>
+      <w:r>
+        <w:rPr>
+          <w:rFonts w:ascii="Times New Roman" w:eastAsia="Times New Roman" w:hAnsi="Times New Roman" w:cs="Times New Roman"/>
+          <w:b/>
+          <w:bCs/>
+          <w:kern w:val="0"/>
+          <w:sz w:val="27"/>
+          <w:szCs w:val="27"/>
+          <w:lang w:eastAsia="fr-FR"/>
+          <w14:ligatures w14:val="none"/>
+        </w:rPr>
+        <w:t>Objectif</w:t>
+      </w:r>
+    </w:p>
+    <w:p>
+      <w:pPr>
+        <w:pStyle w:val="Paragraphedeliste"/>
         <w:numPr>
           <w:ilvl w:val="0"/>
           <w:numId w:val="18"/>
@@ -980,1307 +973,72 @@
           <w:lang w:eastAsia="fr-FR"/>
           <w14:ligatures w14:val="none"/>
         </w:rPr>
-        <w:t>Ne sait pas toujours vers qui se tourner</w:t>
+        <w:t xml:space="preserve">Trouver rapidement des </w:t>
+      </w:r>
+      <w:r>
+        <w:rPr>
+          <w:rFonts w:ascii="Times New Roman" w:eastAsia="Times New Roman" w:hAnsi="Times New Roman" w:cs="Times New Roman"/>
+          <w:kern w:val="0"/>
+          <w:lang w:eastAsia="fr-FR"/>
+          <w14:ligatures w14:val="none"/>
+        </w:rPr>
+        <w:t>outils</w:t>
+      </w:r>
+      <w:r>
+        <w:rPr>
+          <w:rFonts w:ascii="Times New Roman" w:eastAsia="Times New Roman" w:hAnsi="Times New Roman" w:cs="Times New Roman"/>
+          <w:kern w:val="0"/>
+          <w:lang w:eastAsia="fr-FR"/>
+          <w14:ligatures w14:val="none"/>
+        </w:rPr>
+        <w:t xml:space="preserve"> adapter </w:t>
+      </w:r>
+      <w:r>
+        <w:rPr>
+          <w:rFonts w:ascii="Times New Roman" w:eastAsia="Times New Roman" w:hAnsi="Times New Roman" w:cs="Times New Roman"/>
+          <w:kern w:val="0"/>
+          <w:lang w:eastAsia="fr-FR"/>
+          <w14:ligatures w14:val="none"/>
+        </w:rPr>
+        <w:t>aux mathématiques</w:t>
+      </w:r>
+      <w:r>
+        <w:rPr>
+          <w:rFonts w:ascii="Times New Roman" w:eastAsia="Times New Roman" w:hAnsi="Times New Roman" w:cs="Times New Roman"/>
+          <w:kern w:val="0"/>
+          <w:lang w:eastAsia="fr-FR"/>
+          <w14:ligatures w14:val="none"/>
+        </w:rPr>
+        <w:t>, trouver des aides à proposer à ces élèves,  accéder à des formations et gagner en autonomie.</w:t>
       </w:r>
     </w:p>
     <w:p>
       <w:pPr>
+        <w:pStyle w:val="Paragraphedeliste"/>
+        <w:spacing w:after="0" w:line="240" w:lineRule="auto"/>
+        <w:rPr>
+          <w:rFonts w:ascii="Times New Roman" w:eastAsia="Times New Roman" w:hAnsi="Times New Roman" w:cs="Times New Roman"/>
+          <w:kern w:val="0"/>
+          <w:lang w:eastAsia="fr-FR"/>
+          <w14:ligatures w14:val="none"/>
+        </w:rPr>
+      </w:pPr>
+    </w:p>
+    <w:p>
+      <w:pPr>
         <w:spacing w:before="100" w:beforeAutospacing="1" w:after="100" w:afterAutospacing="1" w:line="240" w:lineRule="auto"/>
-        <w:outlineLvl w:val="1"/>
+        <w:outlineLvl w:val="2"/>
         <w:rPr>
           <w:rFonts w:ascii="Times New Roman" w:eastAsia="Times New Roman" w:hAnsi="Times New Roman" w:cs="Times New Roman"/>
           <w:b/>
           <w:bCs/>
           <w:kern w:val="0"/>
-          <w:sz w:val="36"/>
-          <w:szCs w:val="36"/>
-          <w:lang w:eastAsia="fr-FR"/>
-          <w14:ligatures w14:val="none"/>
-        </w:rPr>
-      </w:pPr>
-      <w:r>
-        <w:rPr>
-          <w:rFonts w:ascii="Times New Roman" w:eastAsia="Times New Roman" w:hAnsi="Times New Roman" w:cs="Times New Roman"/>
-          <w:b/>
-          <w:bCs/>
-          <w:kern w:val="0"/>
-          <w:sz w:val="36"/>
-          <w:szCs w:val="36"/>
-          <w:lang w:eastAsia="fr-FR"/>
-          <w14:ligatures w14:val="none"/>
-        </w:rPr>
-        <w:t>6</w:t>
-      </w:r>
-      <w:r>
-        <w:rPr>
-          <w:rFonts w:ascii="Apple Color Emoji" w:eastAsia="Times New Roman" w:hAnsi="Apple Color Emoji" w:cs="Apple Color Emoji"/>
-          <w:b/>
-          <w:bCs/>
-          <w:kern w:val="0"/>
-          <w:sz w:val="36"/>
-          <w:szCs w:val="36"/>
-          <w:lang w:eastAsia="fr-FR"/>
-          <w14:ligatures w14:val="none"/>
-        </w:rPr>
-        <w:t>️⃣</w:t>
-      </w:r>
-      <w:r>
-        <w:rPr>
-          <w:rFonts w:ascii="Times New Roman" w:eastAsia="Times New Roman" w:hAnsi="Times New Roman" w:cs="Times New Roman"/>
-          <w:b/>
-          <w:bCs/>
-          <w:kern w:val="0"/>
-          <w:sz w:val="36"/>
-          <w:szCs w:val="36"/>
-          <w:lang w:eastAsia="fr-FR"/>
-          <w14:ligatures w14:val="none"/>
-        </w:rPr>
-        <w:t xml:space="preserve"> Besoins vis-à-vis du site du pôle</w:t>
-      </w:r>
-    </w:p>
-    <w:p>
-      <w:pPr>
-        <w:spacing w:before="100" w:beforeAutospacing="1" w:after="100" w:afterAutospacing="1" w:line="240" w:lineRule="auto"/>
-        <w:outlineLvl w:val="2"/>
-        <w:rPr>
-          <w:rFonts w:ascii="Times New Roman" w:eastAsia="Times New Roman" w:hAnsi="Times New Roman" w:cs="Times New Roman"/>
-          <w:b/>
-          <w:bCs/>
-          <w:kern w:val="0"/>
           <w:sz w:val="27"/>
           <w:szCs w:val="27"/>
           <w:lang w:eastAsia="fr-FR"/>
           <w14:ligatures w14:val="none"/>
         </w:rPr>
       </w:pPr>
-      <w:r>
-        <w:rPr>
-          <w:rFonts w:ascii="Apple Color Emoji" w:eastAsia="Times New Roman" w:hAnsi="Apple Color Emoji" w:cs="Apple Color Emoji"/>
-          <w:b/>
-          <w:bCs/>
-          <w:kern w:val="0"/>
-          <w:sz w:val="27"/>
-          <w:szCs w:val="27"/>
-          <w:lang w:eastAsia="fr-FR"/>
-          <w14:ligatures w14:val="none"/>
-        </w:rPr>
-        <w:t>📚</w:t>
-      </w:r>
-      <w:r>
-        <w:rPr>
-          <w:rFonts w:ascii="Times New Roman" w:eastAsia="Times New Roman" w:hAnsi="Times New Roman" w:cs="Times New Roman"/>
-          <w:b/>
-          <w:bCs/>
-          <w:kern w:val="0"/>
-          <w:sz w:val="27"/>
-          <w:szCs w:val="27"/>
-          <w:lang w:eastAsia="fr-FR"/>
-          <w14:ligatures w14:val="none"/>
-        </w:rPr>
-        <w:t xml:space="preserve"> Contenu</w:t>
-      </w:r>
-    </w:p>
-    <w:p>
-      <w:pPr>
-        <w:numPr>
-          <w:ilvl w:val="0"/>
-          <w:numId w:val="19"/>
-        </w:numPr>
-        <w:spacing w:before="100" w:beforeAutospacing="1" w:after="100" w:afterAutospacing="1" w:line="240" w:lineRule="auto"/>
-        <w:rPr>
-          <w:rFonts w:ascii="Times New Roman" w:eastAsia="Times New Roman" w:hAnsi="Times New Roman" w:cs="Times New Roman"/>
-          <w:kern w:val="0"/>
-          <w:lang w:eastAsia="fr-FR"/>
-          <w14:ligatures w14:val="none"/>
-        </w:rPr>
-      </w:pPr>
-      <w:r>
-        <w:rPr>
-          <w:rFonts w:ascii="Times New Roman" w:eastAsia="Times New Roman" w:hAnsi="Times New Roman" w:cs="Times New Roman"/>
-          <w:kern w:val="0"/>
-          <w:lang w:eastAsia="fr-FR"/>
-          <w14:ligatures w14:val="none"/>
-        </w:rPr>
-        <w:t>Fiches pratiques synthétiques</w:t>
-      </w:r>
-    </w:p>
-    <w:p>
-      <w:pPr>
-        <w:numPr>
-          <w:ilvl w:val="0"/>
-          <w:numId w:val="19"/>
-        </w:numPr>
-        <w:spacing w:before="100" w:beforeAutospacing="1" w:after="100" w:afterAutospacing="1" w:line="240" w:lineRule="auto"/>
-        <w:rPr>
-          <w:rFonts w:ascii="Times New Roman" w:eastAsia="Times New Roman" w:hAnsi="Times New Roman" w:cs="Times New Roman"/>
-          <w:kern w:val="0"/>
-          <w:lang w:eastAsia="fr-FR"/>
-          <w14:ligatures w14:val="none"/>
-        </w:rPr>
-      </w:pPr>
-      <w:r>
-        <w:rPr>
-          <w:rFonts w:ascii="Times New Roman" w:eastAsia="Times New Roman" w:hAnsi="Times New Roman" w:cs="Times New Roman"/>
-          <w:kern w:val="0"/>
-          <w:lang w:eastAsia="fr-FR"/>
-          <w14:ligatures w14:val="none"/>
-        </w:rPr>
-        <w:t>Exemples concrets pour les maths</w:t>
-      </w:r>
-    </w:p>
-    <w:p>
-      <w:pPr>
-        <w:numPr>
-          <w:ilvl w:val="0"/>
-          <w:numId w:val="19"/>
-        </w:numPr>
-        <w:spacing w:before="100" w:beforeAutospacing="1" w:after="100" w:afterAutospacing="1" w:line="240" w:lineRule="auto"/>
-        <w:rPr>
-          <w:rFonts w:ascii="Times New Roman" w:eastAsia="Times New Roman" w:hAnsi="Times New Roman" w:cs="Times New Roman"/>
-          <w:kern w:val="0"/>
-          <w:lang w:eastAsia="fr-FR"/>
-          <w14:ligatures w14:val="none"/>
-        </w:rPr>
-      </w:pPr>
-      <w:r>
-        <w:rPr>
-          <w:rFonts w:ascii="Times New Roman" w:eastAsia="Times New Roman" w:hAnsi="Times New Roman" w:cs="Times New Roman"/>
-          <w:kern w:val="0"/>
-          <w:lang w:eastAsia="fr-FR"/>
-          <w14:ligatures w14:val="none"/>
-        </w:rPr>
-        <w:t>FAQ claire</w:t>
-      </w:r>
-    </w:p>
-    <w:p>
-      <w:pPr>
-        <w:numPr>
-          <w:ilvl w:val="0"/>
-          <w:numId w:val="19"/>
-        </w:numPr>
-        <w:spacing w:before="100" w:beforeAutospacing="1" w:after="100" w:afterAutospacing="1" w:line="240" w:lineRule="auto"/>
-        <w:rPr>
-          <w:rFonts w:ascii="Times New Roman" w:eastAsia="Times New Roman" w:hAnsi="Times New Roman" w:cs="Times New Roman"/>
-          <w:kern w:val="0"/>
-          <w:lang w:eastAsia="fr-FR"/>
-          <w14:ligatures w14:val="none"/>
-        </w:rPr>
-      </w:pPr>
-      <w:r>
-        <w:rPr>
-          <w:rFonts w:ascii="Times New Roman" w:eastAsia="Times New Roman" w:hAnsi="Times New Roman" w:cs="Times New Roman"/>
-          <w:kern w:val="0"/>
-          <w:lang w:eastAsia="fr-FR"/>
-          <w14:ligatures w14:val="none"/>
-        </w:rPr>
-        <w:t>Téléchargements rapides</w:t>
-      </w:r>
-    </w:p>
-    <w:p>
-      <w:pPr>
-        <w:spacing w:before="100" w:beforeAutospacing="1" w:after="100" w:afterAutospacing="1" w:line="240" w:lineRule="auto"/>
-        <w:outlineLvl w:val="2"/>
-        <w:rPr>
-          <w:rFonts w:ascii="Times New Roman" w:eastAsia="Times New Roman" w:hAnsi="Times New Roman" w:cs="Times New Roman"/>
-          <w:b/>
-          <w:bCs/>
-          <w:kern w:val="0"/>
-          <w:sz w:val="27"/>
-          <w:szCs w:val="27"/>
-          <w:lang w:eastAsia="fr-FR"/>
-          <w14:ligatures w14:val="none"/>
-        </w:rPr>
-      </w:pPr>
-      <w:r>
-        <w:rPr>
-          <w:rFonts w:ascii="Apple Color Emoji" w:eastAsia="Times New Roman" w:hAnsi="Apple Color Emoji" w:cs="Apple Color Emoji"/>
-          <w:b/>
-          <w:bCs/>
-          <w:kern w:val="0"/>
-          <w:sz w:val="27"/>
-          <w:szCs w:val="27"/>
-          <w:lang w:eastAsia="fr-FR"/>
-          <w14:ligatures w14:val="none"/>
-        </w:rPr>
-        <w:t>🖥️</w:t>
-      </w:r>
-      <w:r>
-        <w:rPr>
-          <w:rFonts w:ascii="Times New Roman" w:eastAsia="Times New Roman" w:hAnsi="Times New Roman" w:cs="Times New Roman"/>
-          <w:b/>
-          <w:bCs/>
-          <w:kern w:val="0"/>
-          <w:sz w:val="27"/>
-          <w:szCs w:val="27"/>
-          <w:lang w:eastAsia="fr-FR"/>
-          <w14:ligatures w14:val="none"/>
-        </w:rPr>
-        <w:t xml:space="preserve"> Fonctionnalités</w:t>
-      </w:r>
-    </w:p>
-    <w:p>
-      <w:pPr>
-        <w:numPr>
-          <w:ilvl w:val="0"/>
-          <w:numId w:val="20"/>
-        </w:numPr>
-        <w:spacing w:before="100" w:beforeAutospacing="1" w:after="100" w:afterAutospacing="1" w:line="240" w:lineRule="auto"/>
-        <w:rPr>
-          <w:rFonts w:ascii="Times New Roman" w:eastAsia="Times New Roman" w:hAnsi="Times New Roman" w:cs="Times New Roman"/>
-          <w:kern w:val="0"/>
-          <w:lang w:eastAsia="fr-FR"/>
-          <w14:ligatures w14:val="none"/>
-        </w:rPr>
-      </w:pPr>
-      <w:r>
-        <w:rPr>
-          <w:rFonts w:ascii="Times New Roman" w:eastAsia="Times New Roman" w:hAnsi="Times New Roman" w:cs="Times New Roman"/>
-          <w:kern w:val="0"/>
-          <w:lang w:eastAsia="fr-FR"/>
-          <w14:ligatures w14:val="none"/>
-        </w:rPr>
-        <w:t>Moteur de recherche simple</w:t>
-      </w:r>
-    </w:p>
-    <w:p>
-      <w:pPr>
-        <w:numPr>
-          <w:ilvl w:val="0"/>
-          <w:numId w:val="20"/>
-        </w:numPr>
-        <w:spacing w:before="100" w:beforeAutospacing="1" w:after="100" w:afterAutospacing="1" w:line="240" w:lineRule="auto"/>
-        <w:rPr>
-          <w:rFonts w:ascii="Times New Roman" w:eastAsia="Times New Roman" w:hAnsi="Times New Roman" w:cs="Times New Roman"/>
-          <w:kern w:val="0"/>
-          <w:lang w:eastAsia="fr-FR"/>
-          <w14:ligatures w14:val="none"/>
-        </w:rPr>
-      </w:pPr>
-      <w:r>
-        <w:rPr>
-          <w:rFonts w:ascii="Times New Roman" w:eastAsia="Times New Roman" w:hAnsi="Times New Roman" w:cs="Times New Roman"/>
-          <w:kern w:val="0"/>
-          <w:lang w:eastAsia="fr-FR"/>
-          <w14:ligatures w14:val="none"/>
-        </w:rPr>
-        <w:t>Espace personnel sécurisé</w:t>
-      </w:r>
-    </w:p>
-    <w:p>
-      <w:pPr>
-        <w:numPr>
-          <w:ilvl w:val="0"/>
-          <w:numId w:val="20"/>
-        </w:numPr>
-        <w:spacing w:before="100" w:beforeAutospacing="1" w:after="100" w:afterAutospacing="1" w:line="240" w:lineRule="auto"/>
-        <w:rPr>
-          <w:rFonts w:ascii="Times New Roman" w:eastAsia="Times New Roman" w:hAnsi="Times New Roman" w:cs="Times New Roman"/>
-          <w:kern w:val="0"/>
-          <w:lang w:eastAsia="fr-FR"/>
-          <w14:ligatures w14:val="none"/>
-        </w:rPr>
-      </w:pPr>
-      <w:r>
-        <w:rPr>
-          <w:rFonts w:ascii="Times New Roman" w:eastAsia="Times New Roman" w:hAnsi="Times New Roman" w:cs="Times New Roman"/>
-          <w:kern w:val="0"/>
-          <w:lang w:eastAsia="fr-FR"/>
-          <w14:ligatures w14:val="none"/>
-        </w:rPr>
-        <w:t>Téléchargement de documents modifiables</w:t>
-      </w:r>
-    </w:p>
-    <w:p>
-      <w:pPr>
-        <w:numPr>
-          <w:ilvl w:val="0"/>
-          <w:numId w:val="20"/>
-        </w:numPr>
-        <w:spacing w:before="100" w:beforeAutospacing="1" w:after="100" w:afterAutospacing="1" w:line="240" w:lineRule="auto"/>
-        <w:rPr>
-          <w:rFonts w:ascii="Times New Roman" w:eastAsia="Times New Roman" w:hAnsi="Times New Roman" w:cs="Times New Roman"/>
-          <w:kern w:val="0"/>
-          <w:lang w:eastAsia="fr-FR"/>
-          <w14:ligatures w14:val="none"/>
-        </w:rPr>
-      </w:pPr>
-      <w:r>
-        <w:rPr>
-          <w:rFonts w:ascii="Times New Roman" w:eastAsia="Times New Roman" w:hAnsi="Times New Roman" w:cs="Times New Roman"/>
-          <w:kern w:val="0"/>
-          <w:lang w:eastAsia="fr-FR"/>
-          <w14:ligatures w14:val="none"/>
-        </w:rPr>
-        <w:t>Contact direct avec le pôle</w:t>
-      </w:r>
-    </w:p>
-    <w:p>
-      <w:pPr>
-        <w:numPr>
-          <w:ilvl w:val="0"/>
-          <w:numId w:val="20"/>
-        </w:numPr>
-        <w:spacing w:before="100" w:beforeAutospacing="1" w:after="100" w:afterAutospacing="1" w:line="240" w:lineRule="auto"/>
-        <w:rPr>
-          <w:rFonts w:ascii="Times New Roman" w:eastAsia="Times New Roman" w:hAnsi="Times New Roman" w:cs="Times New Roman"/>
-          <w:kern w:val="0"/>
-          <w:lang w:eastAsia="fr-FR"/>
-          <w14:ligatures w14:val="none"/>
-        </w:rPr>
-      </w:pPr>
-      <w:r>
-        <w:rPr>
-          <w:rFonts w:ascii="Times New Roman" w:eastAsia="Times New Roman" w:hAnsi="Times New Roman" w:cs="Times New Roman"/>
-          <w:kern w:val="0"/>
-          <w:lang w:eastAsia="fr-FR"/>
-          <w14:ligatures w14:val="none"/>
-        </w:rPr>
-        <w:t>Calendrier des formations</w:t>
-      </w:r>
-    </w:p>
-    <w:p>
-      <w:pPr>
-        <w:spacing w:before="100" w:beforeAutospacing="1" w:after="100" w:afterAutospacing="1" w:line="240" w:lineRule="auto"/>
-        <w:outlineLvl w:val="2"/>
-        <w:rPr>
-          <w:rFonts w:ascii="Times New Roman" w:eastAsia="Times New Roman" w:hAnsi="Times New Roman" w:cs="Times New Roman"/>
-          <w:b/>
-          <w:bCs/>
-          <w:kern w:val="0"/>
-          <w:sz w:val="27"/>
-          <w:szCs w:val="27"/>
-          <w:lang w:eastAsia="fr-FR"/>
-          <w14:ligatures w14:val="none"/>
-        </w:rPr>
-      </w:pPr>
-      <w:r>
-        <w:rPr>
-          <w:rFonts w:ascii="Apple Color Emoji" w:eastAsia="Times New Roman" w:hAnsi="Apple Color Emoji" w:cs="Apple Color Emoji"/>
-          <w:b/>
-          <w:bCs/>
-          <w:kern w:val="0"/>
-          <w:sz w:val="27"/>
-          <w:szCs w:val="27"/>
-          <w:lang w:eastAsia="fr-FR"/>
-          <w14:ligatures w14:val="none"/>
-        </w:rPr>
-        <w:t>🎨</w:t>
-      </w:r>
-      <w:r>
-        <w:rPr>
-          <w:rFonts w:ascii="Times New Roman" w:eastAsia="Times New Roman" w:hAnsi="Times New Roman" w:cs="Times New Roman"/>
-          <w:b/>
-          <w:bCs/>
-          <w:kern w:val="0"/>
-          <w:sz w:val="27"/>
-          <w:szCs w:val="27"/>
-          <w:lang w:eastAsia="fr-FR"/>
-          <w14:ligatures w14:val="none"/>
-        </w:rPr>
-        <w:t xml:space="preserve"> Design</w:t>
-      </w:r>
-    </w:p>
-    <w:p>
-      <w:pPr>
-        <w:numPr>
-          <w:ilvl w:val="0"/>
-          <w:numId w:val="21"/>
-        </w:numPr>
-        <w:spacing w:before="100" w:beforeAutospacing="1" w:after="100" w:afterAutospacing="1" w:line="240" w:lineRule="auto"/>
-        <w:rPr>
-          <w:rFonts w:ascii="Times New Roman" w:eastAsia="Times New Roman" w:hAnsi="Times New Roman" w:cs="Times New Roman"/>
-          <w:kern w:val="0"/>
-          <w:lang w:eastAsia="fr-FR"/>
-          <w14:ligatures w14:val="none"/>
-        </w:rPr>
-      </w:pPr>
-      <w:r>
-        <w:rPr>
-          <w:rFonts w:ascii="Times New Roman" w:eastAsia="Times New Roman" w:hAnsi="Times New Roman" w:cs="Times New Roman"/>
-          <w:kern w:val="0"/>
-          <w:lang w:eastAsia="fr-FR"/>
-          <w14:ligatures w14:val="none"/>
-        </w:rPr>
-        <w:t>Interface sobre et professionnelle</w:t>
-      </w:r>
-    </w:p>
-    <w:p>
-      <w:pPr>
-        <w:numPr>
-          <w:ilvl w:val="0"/>
-          <w:numId w:val="21"/>
-        </w:numPr>
-        <w:spacing w:before="100" w:beforeAutospacing="1" w:after="100" w:afterAutospacing="1" w:line="240" w:lineRule="auto"/>
-        <w:rPr>
-          <w:rFonts w:ascii="Times New Roman" w:eastAsia="Times New Roman" w:hAnsi="Times New Roman" w:cs="Times New Roman"/>
-          <w:kern w:val="0"/>
-          <w:lang w:eastAsia="fr-FR"/>
-          <w14:ligatures w14:val="none"/>
-        </w:rPr>
-      </w:pPr>
-      <w:r>
-        <w:rPr>
-          <w:rFonts w:ascii="Times New Roman" w:eastAsia="Times New Roman" w:hAnsi="Times New Roman" w:cs="Times New Roman"/>
-          <w:kern w:val="0"/>
-          <w:lang w:eastAsia="fr-FR"/>
-          <w14:ligatures w14:val="none"/>
-        </w:rPr>
-        <w:t>Police lisible</w:t>
-      </w:r>
-    </w:p>
-    <w:p>
-      <w:pPr>
-        <w:numPr>
-          <w:ilvl w:val="0"/>
-          <w:numId w:val="21"/>
-        </w:numPr>
-        <w:spacing w:before="100" w:beforeAutospacing="1" w:after="100" w:afterAutospacing="1" w:line="240" w:lineRule="auto"/>
-        <w:rPr>
-          <w:rFonts w:ascii="Times New Roman" w:eastAsia="Times New Roman" w:hAnsi="Times New Roman" w:cs="Times New Roman"/>
-          <w:kern w:val="0"/>
-          <w:lang w:eastAsia="fr-FR"/>
-          <w14:ligatures w14:val="none"/>
-        </w:rPr>
-      </w:pPr>
-      <w:r>
-        <w:rPr>
-          <w:rFonts w:ascii="Times New Roman" w:eastAsia="Times New Roman" w:hAnsi="Times New Roman" w:cs="Times New Roman"/>
-          <w:kern w:val="0"/>
-          <w:lang w:eastAsia="fr-FR"/>
-          <w14:ligatures w14:val="none"/>
-        </w:rPr>
-        <w:t>Navigation simple</w:t>
-      </w:r>
-    </w:p>
-    <w:p>
-      <w:pPr>
-        <w:numPr>
-          <w:ilvl w:val="0"/>
-          <w:numId w:val="21"/>
-        </w:numPr>
-        <w:spacing w:before="100" w:beforeAutospacing="1" w:after="100" w:afterAutospacing="1" w:line="240" w:lineRule="auto"/>
-        <w:rPr>
-          <w:rFonts w:ascii="Times New Roman" w:eastAsia="Times New Roman" w:hAnsi="Times New Roman" w:cs="Times New Roman"/>
-          <w:kern w:val="0"/>
-          <w:lang w:eastAsia="fr-FR"/>
-          <w14:ligatures w14:val="none"/>
-        </w:rPr>
-      </w:pPr>
-      <w:r>
-        <w:rPr>
-          <w:rFonts w:ascii="Times New Roman" w:eastAsia="Times New Roman" w:hAnsi="Times New Roman" w:cs="Times New Roman"/>
-          <w:kern w:val="0"/>
-          <w:lang w:eastAsia="fr-FR"/>
-          <w14:ligatures w14:val="none"/>
-        </w:rPr>
-        <w:t>Peu d’étapes pour accéder aux ressources</w:t>
-      </w:r>
-    </w:p>
-    <w:p>
-      <w:pPr>
-        <w:spacing w:before="100" w:beforeAutospacing="1" w:after="100" w:afterAutospacing="1" w:line="240" w:lineRule="auto"/>
-        <w:outlineLvl w:val="1"/>
-        <w:rPr>
-          <w:rFonts w:ascii="Times New Roman" w:eastAsia="Times New Roman" w:hAnsi="Times New Roman" w:cs="Times New Roman"/>
-          <w:b/>
-          <w:bCs/>
-          <w:kern w:val="0"/>
-          <w:sz w:val="36"/>
-          <w:szCs w:val="36"/>
-          <w:lang w:eastAsia="fr-FR"/>
-          <w14:ligatures w14:val="none"/>
-        </w:rPr>
-      </w:pPr>
-      <w:r>
-        <w:rPr>
-          <w:rFonts w:ascii="Times New Roman" w:eastAsia="Times New Roman" w:hAnsi="Times New Roman" w:cs="Times New Roman"/>
-          <w:b/>
-          <w:bCs/>
-          <w:kern w:val="0"/>
-          <w:sz w:val="36"/>
-          <w:szCs w:val="36"/>
-          <w:lang w:eastAsia="fr-FR"/>
-          <w14:ligatures w14:val="none"/>
-        </w:rPr>
-        <w:t>7</w:t>
-      </w:r>
-      <w:r>
-        <w:rPr>
-          <w:rFonts w:ascii="Apple Color Emoji" w:eastAsia="Times New Roman" w:hAnsi="Apple Color Emoji" w:cs="Apple Color Emoji"/>
-          <w:b/>
-          <w:bCs/>
-          <w:kern w:val="0"/>
-          <w:sz w:val="36"/>
-          <w:szCs w:val="36"/>
-          <w:lang w:eastAsia="fr-FR"/>
-          <w14:ligatures w14:val="none"/>
-        </w:rPr>
-        <w:t>️⃣</w:t>
-      </w:r>
-      <w:r>
-        <w:rPr>
-          <w:rFonts w:ascii="Times New Roman" w:eastAsia="Times New Roman" w:hAnsi="Times New Roman" w:cs="Times New Roman"/>
-          <w:b/>
-          <w:bCs/>
-          <w:kern w:val="0"/>
-          <w:sz w:val="36"/>
-          <w:szCs w:val="36"/>
-          <w:lang w:eastAsia="fr-FR"/>
-          <w14:ligatures w14:val="none"/>
-        </w:rPr>
-        <w:t xml:space="preserve"> Citation représentative</w:t>
-      </w:r>
-    </w:p>
-    <w:p>
-      <w:pPr>
-        <w:spacing w:before="100" w:beforeAutospacing="1" w:after="100" w:afterAutospacing="1" w:line="240" w:lineRule="auto"/>
-        <w:rPr>
-          <w:rFonts w:ascii="Times New Roman" w:eastAsia="Times New Roman" w:hAnsi="Times New Roman" w:cs="Times New Roman"/>
-          <w:kern w:val="0"/>
-          <w:lang w:eastAsia="fr-FR"/>
-          <w14:ligatures w14:val="none"/>
-        </w:rPr>
-      </w:pPr>
-      <w:r>
-        <w:rPr>
-          <w:rFonts w:ascii="Times New Roman" w:eastAsia="Times New Roman" w:hAnsi="Times New Roman" w:cs="Times New Roman"/>
-          <w:kern w:val="0"/>
-          <w:lang w:eastAsia="fr-FR"/>
-          <w14:ligatures w14:val="none"/>
-        </w:rPr>
-        <w:t>« Je veux bien m’adapter pour mes élèves, mais j’ai besoin d’outils concrets et rapides à utiliser. »</w:t>
-      </w:r>
-    </w:p>
-    <w:p>
-      <w:r>
-        <w:br w:type="page"/>
-      </w:r>
-    </w:p>
-    <w:p>
-      <w:pPr>
-        <w:spacing w:before="100" w:beforeAutospacing="1" w:after="100" w:afterAutospacing="1" w:line="240" w:lineRule="auto"/>
-        <w:outlineLvl w:val="1"/>
-        <w:rPr>
-          <w:rFonts w:ascii="Times New Roman" w:eastAsia="Times New Roman" w:hAnsi="Times New Roman" w:cs="Times New Roman"/>
-          <w:b/>
-          <w:bCs/>
-          <w:kern w:val="0"/>
-          <w:sz w:val="36"/>
-          <w:szCs w:val="36"/>
-          <w:lang w:eastAsia="fr-FR"/>
-          <w14:ligatures w14:val="none"/>
-        </w:rPr>
-      </w:pPr>
-      <w:r>
-        <w:rPr>
-          <w:rFonts w:ascii="Times New Roman" w:eastAsia="Times New Roman" w:hAnsi="Times New Roman" w:cs="Times New Roman"/>
-          <w:b/>
-          <w:bCs/>
-          <w:kern w:val="0"/>
-          <w:sz w:val="36"/>
-          <w:szCs w:val="36"/>
-          <w:lang w:eastAsia="fr-FR"/>
-          <w14:ligatures w14:val="none"/>
-        </w:rPr>
-        <w:lastRenderedPageBreak/>
-        <w:t>Persona principal – Enseignant utilisateur du site PLAI</w:t>
-      </w:r>
-    </w:p>
-    <w:p>
-      <w:pPr>
-        <w:spacing w:before="100" w:beforeAutospacing="1" w:after="100" w:afterAutospacing="1" w:line="240" w:lineRule="auto"/>
-        <w:rPr>
-          <w:rFonts w:ascii="Times New Roman" w:eastAsia="Times New Roman" w:hAnsi="Times New Roman" w:cs="Times New Roman"/>
-          <w:kern w:val="0"/>
-          <w:lang w:eastAsia="fr-FR"/>
-          <w14:ligatures w14:val="none"/>
-        </w:rPr>
-      </w:pPr>
-      <w:r>
-        <w:rPr>
-          <w:rFonts w:ascii="Times New Roman" w:eastAsia="Times New Roman" w:hAnsi="Times New Roman" w:cs="Times New Roman"/>
-          <w:b/>
-          <w:bCs/>
-          <w:kern w:val="0"/>
-          <w:lang w:eastAsia="fr-FR"/>
-          <w14:ligatures w14:val="none"/>
-        </w:rPr>
-        <w:t>Nom :</w:t>
-      </w:r>
-      <w:r>
-        <w:rPr>
-          <w:rFonts w:ascii="Times New Roman" w:eastAsia="Times New Roman" w:hAnsi="Times New Roman" w:cs="Times New Roman"/>
-          <w:kern w:val="0"/>
-          <w:lang w:eastAsia="fr-FR"/>
-          <w14:ligatures w14:val="none"/>
-        </w:rPr>
-        <w:t xml:space="preserve"> Sophie Martin</w:t>
-      </w:r>
-      <w:r>
-        <w:rPr>
-          <w:rFonts w:ascii="Times New Roman" w:eastAsia="Times New Roman" w:hAnsi="Times New Roman" w:cs="Times New Roman"/>
-          <w:kern w:val="0"/>
-          <w:lang w:eastAsia="fr-FR"/>
-          <w14:ligatures w14:val="none"/>
-        </w:rPr>
-        <w:br/>
-      </w:r>
-      <w:r>
-        <w:rPr>
-          <w:rFonts w:ascii="Times New Roman" w:eastAsia="Times New Roman" w:hAnsi="Times New Roman" w:cs="Times New Roman"/>
-          <w:b/>
-          <w:bCs/>
-          <w:kern w:val="0"/>
-          <w:lang w:eastAsia="fr-FR"/>
-          <w14:ligatures w14:val="none"/>
-        </w:rPr>
-        <w:t>Âge :</w:t>
-      </w:r>
-      <w:r>
-        <w:rPr>
-          <w:rFonts w:ascii="Times New Roman" w:eastAsia="Times New Roman" w:hAnsi="Times New Roman" w:cs="Times New Roman"/>
-          <w:kern w:val="0"/>
-          <w:lang w:eastAsia="fr-FR"/>
-          <w14:ligatures w14:val="none"/>
-        </w:rPr>
-        <w:t xml:space="preserve"> 38 ans</w:t>
-      </w:r>
-      <w:r>
-        <w:rPr>
-          <w:rFonts w:ascii="Times New Roman" w:eastAsia="Times New Roman" w:hAnsi="Times New Roman" w:cs="Times New Roman"/>
-          <w:kern w:val="0"/>
-          <w:lang w:eastAsia="fr-FR"/>
-          <w14:ligatures w14:val="none"/>
-        </w:rPr>
-        <w:br/>
-      </w:r>
-      <w:r>
-        <w:rPr>
-          <w:rFonts w:ascii="Times New Roman" w:eastAsia="Times New Roman" w:hAnsi="Times New Roman" w:cs="Times New Roman"/>
-          <w:b/>
-          <w:bCs/>
-          <w:kern w:val="0"/>
-          <w:lang w:eastAsia="fr-FR"/>
-          <w14:ligatures w14:val="none"/>
-        </w:rPr>
-        <w:t>Fonction :</w:t>
-      </w:r>
-      <w:r>
-        <w:rPr>
-          <w:rFonts w:ascii="Times New Roman" w:eastAsia="Times New Roman" w:hAnsi="Times New Roman" w:cs="Times New Roman"/>
-          <w:kern w:val="0"/>
-          <w:lang w:eastAsia="fr-FR"/>
-          <w14:ligatures w14:val="none"/>
-        </w:rPr>
-        <w:t xml:space="preserve"> Enseignante en primaire</w:t>
-      </w:r>
-      <w:r>
-        <w:rPr>
-          <w:rFonts w:ascii="Times New Roman" w:eastAsia="Times New Roman" w:hAnsi="Times New Roman" w:cs="Times New Roman"/>
-          <w:kern w:val="0"/>
-          <w:lang w:eastAsia="fr-FR"/>
-          <w14:ligatures w14:val="none"/>
-        </w:rPr>
-        <w:br/>
-      </w:r>
-      <w:r>
-        <w:rPr>
-          <w:rFonts w:ascii="Times New Roman" w:eastAsia="Times New Roman" w:hAnsi="Times New Roman" w:cs="Times New Roman"/>
-          <w:b/>
-          <w:bCs/>
-          <w:kern w:val="0"/>
-          <w:lang w:eastAsia="fr-FR"/>
-          <w14:ligatures w14:val="none"/>
-        </w:rPr>
-        <w:t>Ancienneté :</w:t>
-      </w:r>
-      <w:r>
-        <w:rPr>
-          <w:rFonts w:ascii="Times New Roman" w:eastAsia="Times New Roman" w:hAnsi="Times New Roman" w:cs="Times New Roman"/>
-          <w:kern w:val="0"/>
-          <w:lang w:eastAsia="fr-FR"/>
-          <w14:ligatures w14:val="none"/>
-        </w:rPr>
-        <w:t xml:space="preserve"> 12 ans</w:t>
-      </w:r>
-      <w:r>
-        <w:rPr>
-          <w:rFonts w:ascii="Times New Roman" w:eastAsia="Times New Roman" w:hAnsi="Times New Roman" w:cs="Times New Roman"/>
-          <w:kern w:val="0"/>
-          <w:lang w:eastAsia="fr-FR"/>
-          <w14:ligatures w14:val="none"/>
-        </w:rPr>
-        <w:br/>
-      </w:r>
-      <w:r>
-        <w:rPr>
-          <w:rFonts w:ascii="Times New Roman" w:eastAsia="Times New Roman" w:hAnsi="Times New Roman" w:cs="Times New Roman"/>
-          <w:b/>
-          <w:bCs/>
-          <w:kern w:val="0"/>
-          <w:lang w:eastAsia="fr-FR"/>
-          <w14:ligatures w14:val="none"/>
-        </w:rPr>
-        <w:t>Établissement :</w:t>
-      </w:r>
-      <w:r>
-        <w:rPr>
-          <w:rFonts w:ascii="Times New Roman" w:eastAsia="Times New Roman" w:hAnsi="Times New Roman" w:cs="Times New Roman"/>
-          <w:kern w:val="0"/>
-          <w:lang w:eastAsia="fr-FR"/>
-          <w14:ligatures w14:val="none"/>
-        </w:rPr>
-        <w:t xml:space="preserve"> École communale – Liège</w:t>
-      </w:r>
-    </w:p>
-    <w:p>
-      <w:pPr>
-        <w:spacing w:before="100" w:beforeAutospacing="1" w:after="100" w:afterAutospacing="1" w:line="240" w:lineRule="auto"/>
-        <w:outlineLvl w:val="2"/>
-        <w:rPr>
-          <w:rFonts w:ascii="Times New Roman" w:eastAsia="Times New Roman" w:hAnsi="Times New Roman" w:cs="Times New Roman"/>
-          <w:b/>
-          <w:bCs/>
-          <w:kern w:val="0"/>
-          <w:sz w:val="27"/>
-          <w:szCs w:val="27"/>
-          <w:lang w:eastAsia="fr-FR"/>
-          <w14:ligatures w14:val="none"/>
-        </w:rPr>
-      </w:pPr>
-      <w:r>
-        <w:rPr>
-          <w:rFonts w:ascii="Times New Roman" w:eastAsia="Times New Roman" w:hAnsi="Times New Roman" w:cs="Times New Roman"/>
-          <w:b/>
-          <w:bCs/>
-          <w:kern w:val="0"/>
-          <w:sz w:val="27"/>
-          <w:szCs w:val="27"/>
-          <w:lang w:eastAsia="fr-FR"/>
-          <w14:ligatures w14:val="none"/>
-        </w:rPr>
-        <w:t>Profil</w:t>
-      </w:r>
-    </w:p>
-    <w:p>
-      <w:pPr>
-        <w:spacing w:before="100" w:beforeAutospacing="1" w:after="100" w:afterAutospacing="1" w:line="240" w:lineRule="auto"/>
-        <w:rPr>
-          <w:rFonts w:ascii="Times New Roman" w:eastAsia="Times New Roman" w:hAnsi="Times New Roman" w:cs="Times New Roman"/>
-          <w:kern w:val="0"/>
-          <w:lang w:eastAsia="fr-FR"/>
-          <w14:ligatures w14:val="none"/>
-        </w:rPr>
-      </w:pPr>
-      <w:r>
-        <w:rPr>
-          <w:rFonts w:ascii="Times New Roman" w:eastAsia="Times New Roman" w:hAnsi="Times New Roman" w:cs="Times New Roman"/>
-          <w:noProof/>
-          <w:kern w:val="0"/>
-          <w:lang w:eastAsia="fr-FR"/>
-        </w:rPr>
-        <w:drawing>
-          <wp:inline distT="0" distB="0" distL="0" distR="0" wp14:anchorId="0D29BB0D" wp14:editId="68E2B99D">
-            <wp:extent cx="5760720" cy="4076065"/>
-            <wp:effectExtent l="0" t="0" r="5080" b="635"/>
-            <wp:docPr id="2001664855" name="Image 1"/>
-            <wp:cNvGraphicFramePr>
-              <a:graphicFrameLocks xmlns:a="http://schemas.openxmlformats.org/drawingml/2006/main" noChangeAspect="1"/>
-            </wp:cNvGraphicFramePr>
-            <a:graphic xmlns:a="http://schemas.openxmlformats.org/drawingml/2006/main">
-              <a:graphicData uri="http://schemas.openxmlformats.org/drawingml/2006/picture">
-                <pic:pic xmlns:pic="http://schemas.openxmlformats.org/drawingml/2006/picture">
-                  <pic:nvPicPr>
-                    <pic:cNvPr id="2001664855" name="Image 2001664855"/>
-                    <pic:cNvPicPr/>
-                  </pic:nvPicPr>
-                  <pic:blipFill>
-                    <a:blip r:embed="rId5"/>
-                    <a:stretch>
-                      <a:fillRect/>
-                    </a:stretch>
-                  </pic:blipFill>
-                  <pic:spPr>
-                    <a:xfrm>
-                      <a:off x="0" y="0"/>
-                      <a:ext cx="5760720" cy="4076065"/>
-                    </a:xfrm>
-                    <a:prstGeom prst="rect">
-                      <a:avLst/>
-                    </a:prstGeom>
-                  </pic:spPr>
-                </pic:pic>
-              </a:graphicData>
-            </a:graphic>
-          </wp:inline>
-        </w:drawing>
-      </w:r>
-      <w:r>
-        <w:rPr>
-          <w:rFonts w:ascii="Times New Roman" w:eastAsia="Times New Roman" w:hAnsi="Times New Roman" w:cs="Times New Roman"/>
-          <w:kern w:val="0"/>
-          <w:lang w:eastAsia="fr-FR"/>
-          <w14:ligatures w14:val="none"/>
-        </w:rPr>
-        <w:t>Sophie est une enseignante investie et expérimentée. Elle accueille dans sa classe plusieurs élèves à besoins spécifiques (troubles de l’apprentissage, TDAH, difficultés langagières). Elle souhaite proposer un accompagnement adapté, mais manque parfois de temps et de repères clairs pour mettre en place des aménagements efficaces.</w:t>
-      </w:r>
-    </w:p>
-    <w:p>
-      <w:pPr>
-        <w:spacing w:before="100" w:beforeAutospacing="1" w:after="100" w:afterAutospacing="1" w:line="240" w:lineRule="auto"/>
-        <w:outlineLvl w:val="2"/>
-        <w:rPr>
-          <w:rFonts w:ascii="Times New Roman" w:eastAsia="Times New Roman" w:hAnsi="Times New Roman" w:cs="Times New Roman"/>
-          <w:b/>
-          <w:bCs/>
-          <w:kern w:val="0"/>
-          <w:sz w:val="27"/>
-          <w:szCs w:val="27"/>
-          <w:lang w:eastAsia="fr-FR"/>
-          <w14:ligatures w14:val="none"/>
-        </w:rPr>
-      </w:pPr>
-      <w:r>
-        <w:rPr>
-          <w:rFonts w:ascii="Times New Roman" w:eastAsia="Times New Roman" w:hAnsi="Times New Roman" w:cs="Times New Roman"/>
-          <w:b/>
-          <w:bCs/>
-          <w:kern w:val="0"/>
-          <w:sz w:val="27"/>
-          <w:szCs w:val="27"/>
-          <w:lang w:eastAsia="fr-FR"/>
-          <w14:ligatures w14:val="none"/>
-        </w:rPr>
-        <w:t>Besoins</w:t>
-      </w:r>
-    </w:p>
-    <w:p>
-      <w:pPr>
-        <w:numPr>
-          <w:ilvl w:val="0"/>
-          <w:numId w:val="22"/>
-        </w:numPr>
-        <w:spacing w:before="100" w:beforeAutospacing="1" w:after="100" w:afterAutospacing="1" w:line="240" w:lineRule="auto"/>
-        <w:rPr>
-          <w:rFonts w:ascii="Times New Roman" w:eastAsia="Times New Roman" w:hAnsi="Times New Roman" w:cs="Times New Roman"/>
-          <w:kern w:val="0"/>
-          <w:lang w:eastAsia="fr-FR"/>
-          <w14:ligatures w14:val="none"/>
-        </w:rPr>
-      </w:pPr>
-      <w:r>
-        <w:rPr>
-          <w:rFonts w:ascii="Times New Roman" w:eastAsia="Times New Roman" w:hAnsi="Times New Roman" w:cs="Times New Roman"/>
-          <w:kern w:val="0"/>
-          <w:lang w:eastAsia="fr-FR"/>
-          <w14:ligatures w14:val="none"/>
-        </w:rPr>
-        <w:t>Comprendre rapidement les aménagements raisonnables possibles</w:t>
-      </w:r>
-    </w:p>
-    <w:p>
-      <w:pPr>
-        <w:numPr>
-          <w:ilvl w:val="0"/>
-          <w:numId w:val="22"/>
-        </w:numPr>
-        <w:spacing w:before="100" w:beforeAutospacing="1" w:after="100" w:afterAutospacing="1" w:line="240" w:lineRule="auto"/>
-        <w:rPr>
-          <w:rFonts w:ascii="Times New Roman" w:eastAsia="Times New Roman" w:hAnsi="Times New Roman" w:cs="Times New Roman"/>
-          <w:kern w:val="0"/>
-          <w:lang w:eastAsia="fr-FR"/>
-          <w14:ligatures w14:val="none"/>
-        </w:rPr>
-      </w:pPr>
-      <w:r>
-        <w:rPr>
-          <w:rFonts w:ascii="Times New Roman" w:eastAsia="Times New Roman" w:hAnsi="Times New Roman" w:cs="Times New Roman"/>
-          <w:kern w:val="0"/>
-          <w:lang w:eastAsia="fr-FR"/>
-          <w14:ligatures w14:val="none"/>
-        </w:rPr>
-        <w:t>Accéder à des ressources pratiques et directement exploitables</w:t>
-      </w:r>
-    </w:p>
-    <w:p>
-      <w:pPr>
-        <w:numPr>
-          <w:ilvl w:val="0"/>
-          <w:numId w:val="22"/>
-        </w:numPr>
-        <w:spacing w:before="100" w:beforeAutospacing="1" w:after="100" w:afterAutospacing="1" w:line="240" w:lineRule="auto"/>
-        <w:rPr>
-          <w:rFonts w:ascii="Times New Roman" w:eastAsia="Times New Roman" w:hAnsi="Times New Roman" w:cs="Times New Roman"/>
-          <w:kern w:val="0"/>
-          <w:lang w:eastAsia="fr-FR"/>
-          <w14:ligatures w14:val="none"/>
-        </w:rPr>
-      </w:pPr>
-      <w:r>
-        <w:rPr>
-          <w:rFonts w:ascii="Times New Roman" w:eastAsia="Times New Roman" w:hAnsi="Times New Roman" w:cs="Times New Roman"/>
-          <w:kern w:val="0"/>
-          <w:lang w:eastAsia="fr-FR"/>
-          <w14:ligatures w14:val="none"/>
-        </w:rPr>
-        <w:t>Consulter des documents officiels fiables</w:t>
-      </w:r>
-    </w:p>
-    <w:p>
-      <w:pPr>
-        <w:numPr>
-          <w:ilvl w:val="0"/>
-          <w:numId w:val="22"/>
-        </w:numPr>
-        <w:spacing w:before="100" w:beforeAutospacing="1" w:after="100" w:afterAutospacing="1" w:line="240" w:lineRule="auto"/>
-        <w:rPr>
-          <w:rFonts w:ascii="Times New Roman" w:eastAsia="Times New Roman" w:hAnsi="Times New Roman" w:cs="Times New Roman"/>
-          <w:kern w:val="0"/>
-          <w:lang w:eastAsia="fr-FR"/>
-          <w14:ligatures w14:val="none"/>
-        </w:rPr>
-      </w:pPr>
-      <w:r>
-        <w:rPr>
-          <w:rFonts w:ascii="Times New Roman" w:eastAsia="Times New Roman" w:hAnsi="Times New Roman" w:cs="Times New Roman"/>
-          <w:kern w:val="0"/>
-          <w:lang w:eastAsia="fr-FR"/>
-          <w14:ligatures w14:val="none"/>
-        </w:rPr>
-        <w:t>Trouver des réponses concrètes via une FAQ professionnelle</w:t>
-      </w:r>
-    </w:p>
-    <w:p>
-      <w:pPr>
-        <w:numPr>
-          <w:ilvl w:val="0"/>
-          <w:numId w:val="22"/>
-        </w:numPr>
-        <w:spacing w:before="100" w:beforeAutospacing="1" w:after="100" w:afterAutospacing="1" w:line="240" w:lineRule="auto"/>
-        <w:rPr>
-          <w:rFonts w:ascii="Times New Roman" w:eastAsia="Times New Roman" w:hAnsi="Times New Roman" w:cs="Times New Roman"/>
-          <w:kern w:val="0"/>
-          <w:lang w:eastAsia="fr-FR"/>
-          <w14:ligatures w14:val="none"/>
-        </w:rPr>
-      </w:pPr>
-      <w:r>
-        <w:rPr>
-          <w:rFonts w:ascii="Times New Roman" w:eastAsia="Times New Roman" w:hAnsi="Times New Roman" w:cs="Times New Roman"/>
-          <w:kern w:val="0"/>
-          <w:lang w:eastAsia="fr-FR"/>
-          <w14:ligatures w14:val="none"/>
-        </w:rPr>
-        <w:t>Identifier les formations disponibles</w:t>
-      </w:r>
-    </w:p>
-    <w:p>
-      <w:pPr>
-        <w:spacing w:before="100" w:beforeAutospacing="1" w:after="100" w:afterAutospacing="1" w:line="240" w:lineRule="auto"/>
-        <w:outlineLvl w:val="2"/>
-        <w:rPr>
-          <w:rFonts w:ascii="Times New Roman" w:eastAsia="Times New Roman" w:hAnsi="Times New Roman" w:cs="Times New Roman"/>
-          <w:b/>
-          <w:bCs/>
-          <w:kern w:val="0"/>
-          <w:sz w:val="27"/>
-          <w:szCs w:val="27"/>
-          <w:lang w:eastAsia="fr-FR"/>
-          <w14:ligatures w14:val="none"/>
-        </w:rPr>
-      </w:pPr>
-      <w:r>
-        <w:rPr>
-          <w:rFonts w:ascii="Times New Roman" w:eastAsia="Times New Roman" w:hAnsi="Times New Roman" w:cs="Times New Roman"/>
-          <w:b/>
-          <w:bCs/>
-          <w:kern w:val="0"/>
-          <w:sz w:val="27"/>
-          <w:szCs w:val="27"/>
-          <w:lang w:eastAsia="fr-FR"/>
-          <w14:ligatures w14:val="none"/>
-        </w:rPr>
-        <w:t>Attentes vis-à-vis du site</w:t>
-      </w:r>
-    </w:p>
-    <w:p>
-      <w:pPr>
-        <w:numPr>
-          <w:ilvl w:val="0"/>
-          <w:numId w:val="23"/>
-        </w:numPr>
-        <w:spacing w:before="100" w:beforeAutospacing="1" w:after="100" w:afterAutospacing="1" w:line="240" w:lineRule="auto"/>
-        <w:rPr>
-          <w:rFonts w:ascii="Times New Roman" w:eastAsia="Times New Roman" w:hAnsi="Times New Roman" w:cs="Times New Roman"/>
-          <w:kern w:val="0"/>
-          <w:lang w:eastAsia="fr-FR"/>
-          <w14:ligatures w14:val="none"/>
-        </w:rPr>
-      </w:pPr>
-      <w:r>
-        <w:rPr>
-          <w:rFonts w:ascii="Times New Roman" w:eastAsia="Times New Roman" w:hAnsi="Times New Roman" w:cs="Times New Roman"/>
-          <w:kern w:val="0"/>
-          <w:lang w:eastAsia="fr-FR"/>
-          <w14:ligatures w14:val="none"/>
-        </w:rPr>
-        <w:t>Navigation simple et rapide</w:t>
-      </w:r>
-    </w:p>
-    <w:p>
-      <w:pPr>
-        <w:numPr>
-          <w:ilvl w:val="0"/>
-          <w:numId w:val="23"/>
-        </w:numPr>
-        <w:spacing w:before="100" w:beforeAutospacing="1" w:after="100" w:afterAutospacing="1" w:line="240" w:lineRule="auto"/>
-        <w:rPr>
-          <w:rFonts w:ascii="Times New Roman" w:eastAsia="Times New Roman" w:hAnsi="Times New Roman" w:cs="Times New Roman"/>
-          <w:kern w:val="0"/>
-          <w:lang w:eastAsia="fr-FR"/>
-          <w14:ligatures w14:val="none"/>
-        </w:rPr>
-      </w:pPr>
-      <w:r>
-        <w:rPr>
-          <w:rFonts w:ascii="Times New Roman" w:eastAsia="Times New Roman" w:hAnsi="Times New Roman" w:cs="Times New Roman"/>
-          <w:kern w:val="0"/>
-          <w:lang w:eastAsia="fr-FR"/>
-          <w14:ligatures w14:val="none"/>
-        </w:rPr>
-        <w:lastRenderedPageBreak/>
-        <w:t>Informations structurées et synthétiques</w:t>
-      </w:r>
-    </w:p>
-    <w:p>
-      <w:pPr>
-        <w:numPr>
-          <w:ilvl w:val="0"/>
-          <w:numId w:val="23"/>
-        </w:numPr>
-        <w:spacing w:before="100" w:beforeAutospacing="1" w:after="100" w:afterAutospacing="1" w:line="240" w:lineRule="auto"/>
-        <w:rPr>
-          <w:rFonts w:ascii="Times New Roman" w:eastAsia="Times New Roman" w:hAnsi="Times New Roman" w:cs="Times New Roman"/>
-          <w:kern w:val="0"/>
-          <w:lang w:eastAsia="fr-FR"/>
-          <w14:ligatures w14:val="none"/>
-        </w:rPr>
-      </w:pPr>
-      <w:r>
-        <w:rPr>
-          <w:rFonts w:ascii="Times New Roman" w:eastAsia="Times New Roman" w:hAnsi="Times New Roman" w:cs="Times New Roman"/>
-          <w:kern w:val="0"/>
-          <w:lang w:eastAsia="fr-FR"/>
-          <w14:ligatures w14:val="none"/>
-        </w:rPr>
-        <w:t>Accès sécurisé via son adresse institutionnelle</w:t>
-      </w:r>
-    </w:p>
-    <w:p>
-      <w:pPr>
-        <w:numPr>
-          <w:ilvl w:val="0"/>
-          <w:numId w:val="23"/>
-        </w:numPr>
-        <w:spacing w:before="100" w:beforeAutospacing="1" w:after="100" w:afterAutospacing="1" w:line="240" w:lineRule="auto"/>
-        <w:rPr>
-          <w:rFonts w:ascii="Times New Roman" w:eastAsia="Times New Roman" w:hAnsi="Times New Roman" w:cs="Times New Roman"/>
-          <w:kern w:val="0"/>
-          <w:lang w:eastAsia="fr-FR"/>
-          <w14:ligatures w14:val="none"/>
-        </w:rPr>
-      </w:pPr>
-      <w:r>
-        <w:rPr>
-          <w:rFonts w:ascii="Times New Roman" w:eastAsia="Times New Roman" w:hAnsi="Times New Roman" w:cs="Times New Roman"/>
-          <w:kern w:val="0"/>
-          <w:lang w:eastAsia="fr-FR"/>
-          <w14:ligatures w14:val="none"/>
-        </w:rPr>
-        <w:t>Outils téléchargeables immédiatement</w:t>
-      </w:r>
-    </w:p>
-    <w:p>
-      <w:pPr>
-        <w:spacing w:before="100" w:beforeAutospacing="1" w:after="100" w:afterAutospacing="1" w:line="240" w:lineRule="auto"/>
-        <w:outlineLvl w:val="2"/>
-        <w:rPr>
-          <w:rFonts w:ascii="Times New Roman" w:eastAsia="Times New Roman" w:hAnsi="Times New Roman" w:cs="Times New Roman"/>
-          <w:b/>
-          <w:bCs/>
-          <w:kern w:val="0"/>
-          <w:sz w:val="27"/>
-          <w:szCs w:val="27"/>
-          <w:lang w:eastAsia="fr-FR"/>
-          <w14:ligatures w14:val="none"/>
-        </w:rPr>
-      </w:pPr>
-      <w:r>
-        <w:rPr>
-          <w:rFonts w:ascii="Times New Roman" w:eastAsia="Times New Roman" w:hAnsi="Times New Roman" w:cs="Times New Roman"/>
-          <w:b/>
-          <w:bCs/>
-          <w:kern w:val="0"/>
-          <w:sz w:val="27"/>
-          <w:szCs w:val="27"/>
-          <w:lang w:eastAsia="fr-FR"/>
-          <w14:ligatures w14:val="none"/>
-        </w:rPr>
-        <w:t>Freins</w:t>
-      </w:r>
-    </w:p>
-    <w:p>
-      <w:pPr>
-        <w:numPr>
-          <w:ilvl w:val="0"/>
-          <w:numId w:val="24"/>
-        </w:numPr>
-        <w:spacing w:before="100" w:beforeAutospacing="1" w:after="100" w:afterAutospacing="1" w:line="240" w:lineRule="auto"/>
-        <w:rPr>
-          <w:rFonts w:ascii="Times New Roman" w:eastAsia="Times New Roman" w:hAnsi="Times New Roman" w:cs="Times New Roman"/>
-          <w:kern w:val="0"/>
-          <w:lang w:eastAsia="fr-FR"/>
-          <w14:ligatures w14:val="none"/>
-        </w:rPr>
-      </w:pPr>
-      <w:r>
-        <w:rPr>
-          <w:rFonts w:ascii="Times New Roman" w:eastAsia="Times New Roman" w:hAnsi="Times New Roman" w:cs="Times New Roman"/>
-          <w:kern w:val="0"/>
-          <w:lang w:eastAsia="fr-FR"/>
-          <w14:ligatures w14:val="none"/>
-        </w:rPr>
-        <w:t>Manque de temps</w:t>
-      </w:r>
-    </w:p>
-    <w:p>
-      <w:pPr>
-        <w:numPr>
-          <w:ilvl w:val="0"/>
-          <w:numId w:val="24"/>
-        </w:numPr>
-        <w:spacing w:before="100" w:beforeAutospacing="1" w:after="100" w:afterAutospacing="1" w:line="240" w:lineRule="auto"/>
-        <w:rPr>
-          <w:rFonts w:ascii="Times New Roman" w:eastAsia="Times New Roman" w:hAnsi="Times New Roman" w:cs="Times New Roman"/>
-          <w:kern w:val="0"/>
-          <w:lang w:eastAsia="fr-FR"/>
-          <w14:ligatures w14:val="none"/>
-        </w:rPr>
-      </w:pPr>
-      <w:r>
-        <w:rPr>
-          <w:rFonts w:ascii="Times New Roman" w:eastAsia="Times New Roman" w:hAnsi="Times New Roman" w:cs="Times New Roman"/>
-          <w:kern w:val="0"/>
-          <w:lang w:eastAsia="fr-FR"/>
-          <w14:ligatures w14:val="none"/>
-        </w:rPr>
-        <w:t>Surcharge administrative</w:t>
-      </w:r>
-    </w:p>
-    <w:p>
-      <w:pPr>
-        <w:numPr>
-          <w:ilvl w:val="0"/>
-          <w:numId w:val="24"/>
-        </w:numPr>
-        <w:spacing w:before="100" w:beforeAutospacing="1" w:after="100" w:afterAutospacing="1" w:line="240" w:lineRule="auto"/>
-        <w:rPr>
-          <w:rFonts w:ascii="Times New Roman" w:eastAsia="Times New Roman" w:hAnsi="Times New Roman" w:cs="Times New Roman"/>
-          <w:kern w:val="0"/>
-          <w:lang w:eastAsia="fr-FR"/>
-          <w14:ligatures w14:val="none"/>
-        </w:rPr>
-      </w:pPr>
-      <w:r>
-        <w:rPr>
-          <w:rFonts w:ascii="Times New Roman" w:eastAsia="Times New Roman" w:hAnsi="Times New Roman" w:cs="Times New Roman"/>
-          <w:kern w:val="0"/>
-          <w:lang w:eastAsia="fr-FR"/>
-          <w14:ligatures w14:val="none"/>
-        </w:rPr>
-        <w:t>Complexité perçue des procédures</w:t>
-      </w:r>
-    </w:p>
-    <w:p>
-      <w:pPr>
-        <w:spacing w:before="100" w:beforeAutospacing="1" w:after="100" w:afterAutospacing="1" w:line="240" w:lineRule="auto"/>
-        <w:outlineLvl w:val="2"/>
-        <w:rPr>
-          <w:rFonts w:ascii="Times New Roman" w:eastAsia="Times New Roman" w:hAnsi="Times New Roman" w:cs="Times New Roman"/>
-          <w:b/>
-          <w:bCs/>
-          <w:kern w:val="0"/>
-          <w:sz w:val="27"/>
-          <w:szCs w:val="27"/>
-          <w:lang w:eastAsia="fr-FR"/>
-          <w14:ligatures w14:val="none"/>
-        </w:rPr>
-      </w:pPr>
-      <w:r>
-        <w:rPr>
-          <w:rFonts w:ascii="Times New Roman" w:eastAsia="Times New Roman" w:hAnsi="Times New Roman" w:cs="Times New Roman"/>
-          <w:b/>
-          <w:bCs/>
-          <w:kern w:val="0"/>
-          <w:sz w:val="27"/>
-          <w:szCs w:val="27"/>
-          <w:lang w:eastAsia="fr-FR"/>
-          <w14:ligatures w14:val="none"/>
-        </w:rPr>
-        <w:t>Objectif</w:t>
-      </w:r>
-    </w:p>
-    <w:p>
-      <w:pPr>
-        <w:spacing w:before="100" w:beforeAutospacing="1" w:after="100" w:afterAutospacing="1" w:line="240" w:lineRule="auto"/>
-        <w:rPr>
-          <w:rFonts w:ascii="Times New Roman" w:eastAsia="Times New Roman" w:hAnsi="Times New Roman" w:cs="Times New Roman"/>
-          <w:kern w:val="0"/>
-          <w:lang w:eastAsia="fr-FR"/>
-          <w14:ligatures w14:val="none"/>
-        </w:rPr>
-      </w:pPr>
-      <w:r>
-        <w:rPr>
-          <w:rFonts w:ascii="Times New Roman" w:eastAsia="Times New Roman" w:hAnsi="Times New Roman" w:cs="Times New Roman"/>
-          <w:kern w:val="0"/>
-          <w:lang w:eastAsia="fr-FR"/>
-          <w14:ligatures w14:val="none"/>
-        </w:rPr>
-        <w:t>Trouver rapidement des solutions concrètes pour adapter son enseignement, gagner en autonomie et sécuriser ses pratiques dans le cadre institutionnel.</w:t>
-      </w:r>
-    </w:p>
-    <w:p>
-      <w:pPr>
-        <w:spacing w:after="0" w:line="240" w:lineRule="auto"/>
-        <w:rPr>
-          <w:rFonts w:ascii="Times New Roman" w:eastAsia="Times New Roman" w:hAnsi="Times New Roman" w:cs="Times New Roman"/>
-          <w:kern w:val="0"/>
-          <w:lang w:eastAsia="fr-FR"/>
-          <w14:ligatures w14:val="none"/>
-        </w:rPr>
-      </w:pPr>
-      <w:r>
-        <w:rPr>
-          <w:rFonts w:ascii="Times New Roman" w:eastAsia="Times New Roman" w:hAnsi="Times New Roman" w:cs="Times New Roman"/>
-          <w:noProof/>
-          <w:kern w:val="0"/>
-          <w:lang w:eastAsia="fr-FR"/>
-          <w14:ligatures w14:val="none"/>
-        </w:rPr>
-      </w:r>
-      <w:r>
-        <w:rPr>
-          <w:rFonts w:ascii="Times New Roman" w:eastAsia="Times New Roman" w:hAnsi="Times New Roman" w:cs="Times New Roman"/>
-          <w:noProof/>
-          <w:kern w:val="0"/>
-          <w:lang w:eastAsia="fr-FR"/>
-          <w14:ligatures w14:val="none"/>
-        </w:rPr>
-        <w:pict w14:anchorId="06D34253">
-          <v:rect id="_x0000_i1025" alt="" style="width:453.6pt;height:.05pt;mso-width-percent:0;mso-height-percent:0;mso-width-percent:0;mso-height-percent:0" o:hralign="center" o:hrstd="t" o:hr="t" fillcolor="#a0a0a0" stroked="f"/>
-        </w:pict>
-      </w:r>
     </w:p>
     <w:p/>
     <w:sectPr>
